--- a/leng_marca/boletin_practica/Tarea2XML-DTD-XSD.docx
+++ b/leng_marca/boletin_practica/Tarea2XML-DTD-XSD.docx
@@ -1,6 +1,6 @@
 
 <file path=word/document.xml><?xml version="1.0" encoding="utf-8"?>
-<w:document xmlns:wpc="http://schemas.microsoft.com/office/word/2010/wordprocessingCanvas" xmlns:cx="http://schemas.microsoft.com/office/drawing/2014/chartex" xmlns:cx1="http://schemas.microsoft.com/office/drawing/2015/9/8/chartex" xmlns:cx2="http://schemas.microsoft.com/office/drawing/2015/10/21/chartex" xmlns:cx3="http://schemas.microsoft.com/office/drawing/2016/5/9/chartex" xmlns:cx4="http://schemas.microsoft.com/office/drawing/2016/5/10/chartex" xmlns:cx5="http://schemas.microsoft.com/office/drawing/2016/5/11/chartex" xmlns:cx6="http://schemas.microsoft.com/office/drawing/2016/5/12/chartex" xmlns:cx7="http://schemas.microsoft.com/office/drawing/2016/5/13/chartex" xmlns:cx8="http://schemas.microsoft.com/office/drawing/2016/5/14/chartex" xmlns:mc="http://schemas.openxmlformats.org/markup-compatibility/2006" xmlns:aink="http://schemas.microsoft.com/office/drawing/2016/ink" xmlns:am3d="http://schemas.microsoft.com/office/drawing/2017/model3d" xmlns:o="urn:schemas-microsoft-com:office:office" xmlns:r="http://schemas.openxmlformats.org/officeDocument/2006/relationships" xmlns:m="http://schemas.openxmlformats.org/officeDocument/2006/math" xmlns:v="urn:schemas-microsoft-com:vml" xmlns:wp14="http://schemas.microsoft.com/office/word/2010/wordprocessingDrawing" xmlns:wp="http://schemas.openxmlformats.org/drawingml/2006/wordprocessingDrawing" xmlns:w10="urn:schemas-microsoft-com:office:word" xmlns:w="http://schemas.openxmlformats.org/wordprocessingml/2006/main" xmlns:w14="http://schemas.microsoft.com/office/word/2010/wordml" xmlns:w15="http://schemas.microsoft.com/office/word/2012/wordml" xmlns:w16cid="http://schemas.microsoft.com/office/word/2016/wordml/cid" xmlns:w16se="http://schemas.microsoft.com/office/word/2015/wordml/symex" xmlns:wpg="http://schemas.microsoft.com/office/word/2010/wordprocessingGroup" xmlns:wpi="http://schemas.microsoft.com/office/word/2010/wordprocessingInk" xmlns:wne="http://schemas.microsoft.com/office/word/2006/wordml" xmlns:wps="http://schemas.microsoft.com/office/word/2010/wordprocessingShape" mc:Ignorable="w14 w15 w16se w16cid wp14">
+<w:document xmlns:wpc="http://schemas.microsoft.com/office/word/2010/wordprocessingCanvas" xmlns:cx="http://schemas.microsoft.com/office/drawing/2014/chartex" xmlns:cx1="http://schemas.microsoft.com/office/drawing/2015/9/8/chartex" xmlns:cx2="http://schemas.microsoft.com/office/drawing/2015/10/21/chartex" xmlns:cx3="http://schemas.microsoft.com/office/drawing/2016/5/9/chartex" xmlns:cx4="http://schemas.microsoft.com/office/drawing/2016/5/10/chartex" xmlns:cx5="http://schemas.microsoft.com/office/drawing/2016/5/11/chartex" xmlns:cx6="http://schemas.microsoft.com/office/drawing/2016/5/12/chartex" xmlns:cx7="http://schemas.microsoft.com/office/drawing/2016/5/13/chartex" xmlns:cx8="http://schemas.microsoft.com/office/drawing/2016/5/14/chartex" xmlns:mc="http://schemas.openxmlformats.org/markup-compatibility/2006" xmlns:aink="http://schemas.microsoft.com/office/drawing/2016/ink" xmlns:am3d="http://schemas.microsoft.com/office/drawing/2017/model3d" xmlns:o="urn:schemas-microsoft-com:office:office" xmlns:oel="http://schemas.microsoft.com/office/2019/extlst" xmlns:r="http://schemas.openxmlformats.org/officeDocument/2006/relationships" xmlns:m="http://schemas.openxmlformats.org/officeDocument/2006/math" xmlns:v="urn:schemas-microsoft-com:vml" xmlns:wp14="http://schemas.microsoft.com/office/word/2010/wordprocessingDrawing" xmlns:wp="http://schemas.openxmlformats.org/drawingml/2006/wordprocessingDrawing" xmlns:w10="urn:schemas-microsoft-com:office:word" xmlns:w="http://schemas.openxmlformats.org/wordprocessingml/2006/main" xmlns:w14="http://schemas.microsoft.com/office/word/2010/wordml" xmlns:w15="http://schemas.microsoft.com/office/word/2012/wordml" xmlns:w16cex="http://schemas.microsoft.com/office/word/2018/wordml/cex" xmlns:w16cid="http://schemas.microsoft.com/office/word/2016/wordml/cid" xmlns:w16="http://schemas.microsoft.com/office/word/2018/wordml" xmlns:w16sdtdh="http://schemas.microsoft.com/office/word/2020/wordml/sdtdatahash" xmlns:w16se="http://schemas.microsoft.com/office/word/2015/wordml/symex" xmlns:wpg="http://schemas.microsoft.com/office/word/2010/wordprocessingGroup" xmlns:wpi="http://schemas.microsoft.com/office/word/2010/wordprocessingInk" xmlns:wne="http://schemas.microsoft.com/office/word/2006/wordml" xmlns:wps="http://schemas.microsoft.com/office/word/2010/wordprocessingShape" mc:Ignorable="w14 w15 w16se w16cid w16 w16cex w16sdtdh wp14">
   <w:body>
     <w:p>
       <w:r>
@@ -14,7 +14,7 @@
         <mc:AlternateContent>
           <mc:Choice Requires="wps">
             <w:drawing>
-              <wp:anchor distT="0" distB="0" distL="114300" distR="114300" simplePos="0" relativeHeight="251666432" behindDoc="1" locked="0" layoutInCell="1" allowOverlap="1" wp14:anchorId="2934EC10" wp14:editId="6E50E818">
+              <wp:anchor distT="0" distB="0" distL="114300" distR="114300" simplePos="0" relativeHeight="251666432" behindDoc="1" locked="0" layoutInCell="1" allowOverlap="1" wp14:anchorId="776ADE6D" wp14:editId="6E50E818">
                 <wp:simplePos x="0" y="0"/>
                 <wp:positionH relativeFrom="margin">
                   <wp:posOffset>2763672</wp:posOffset>
@@ -98,11 +98,11 @@
           </mc:Choice>
           <mc:Fallback>
             <w:pict>
-              <v:shapetype w14:anchorId="2934EC10" id="_x0000_t202" coordsize="21600,21600" o:spt="202" path="m,l,21600r21600,l21600,xe">
+              <v:shapetype w14:anchorId="776ADE6D" id="_x0000_t202" coordsize="21600,21600" o:spt="202" path="m,l,21600r21600,l21600,xe">
                 <v:stroke joinstyle="miter"/>
                 <v:path gradientshapeok="t" o:connecttype="rect"/>
               </v:shapetype>
-              <v:shape id="Cuadro de texto 1" o:spid="_x0000_s1026" type="#_x0000_t202" style="position:absolute;margin-left:217.6pt;margin-top:-.55pt;width:246.15pt;height:42.8pt;z-index:-251650048;visibility:visible;mso-wrap-style:square;mso-wrap-distance-left:9pt;mso-wrap-distance-top:0;mso-wrap-distance-right:9pt;mso-wrap-distance-bottom:0;mso-position-horizontal:absolute;mso-position-horizontal-relative:margin;mso-position-vertical:absolute;mso-position-vertical-relative:text;v-text-anchor:top" o:gfxdata="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" filled="f" stroked="f">
+              <v:shape id="Cuadro de texto 1" o:spid="_x0000_s1026" type="#_x0000_t202" style="position:absolute;margin-left:217.6pt;margin-top:-.55pt;width:246.15pt;height:42.8pt;z-index:-251650048;visibility:visible;mso-wrap-style:square;mso-wrap-distance-left:9pt;mso-wrap-distance-top:0;mso-wrap-distance-right:9pt;mso-wrap-distance-bottom:0;mso-position-horizontal:absolute;mso-position-horizontal-relative:margin;mso-position-vertical:absolute;mso-position-vertical-relative:text;v-text-anchor:top" o:gfxdata="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" filled="f" stroked="f">
                 <v:textbox>
                   <w:txbxContent>
                     <w:p>
@@ -146,7 +146,7 @@
         <mc:AlternateContent>
           <mc:Choice Requires="wps">
             <w:drawing>
-              <wp:anchor distT="0" distB="0" distL="114300" distR="114300" simplePos="0" relativeHeight="251664384" behindDoc="1" locked="0" layoutInCell="1" allowOverlap="1" wp14:anchorId="632A3BAC" wp14:editId="2D86327E">
+              <wp:anchor distT="0" distB="0" distL="114300" distR="114300" simplePos="0" relativeHeight="251664384" behindDoc="1" locked="0" layoutInCell="1" allowOverlap="1" wp14:anchorId="59E3FC2C" wp14:editId="2D86327E">
                 <wp:simplePos x="0" y="0"/>
                 <wp:positionH relativeFrom="margin">
                   <wp:align>left</wp:align>
@@ -230,7 +230,7 @@
           </mc:Choice>
           <mc:Fallback>
             <w:pict>
-              <v:shape w14:anchorId="632A3BAC" id="Cuadro de texto 3" o:spid="_x0000_s1027" type="#_x0000_t202" style="position:absolute;margin-left:0;margin-top:561.85pt;width:246.15pt;height:42.8pt;z-index:-251652096;visibility:visible;mso-wrap-style:square;mso-wrap-distance-left:9pt;mso-wrap-distance-top:0;mso-wrap-distance-right:9pt;mso-wrap-distance-bottom:0;mso-position-horizontal:left;mso-position-horizontal-relative:margin;mso-position-vertical:absolute;mso-position-vertical-relative:text;v-text-anchor:top" o:gfxdata="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" filled="f" stroked="f">
+              <v:shape w14:anchorId="59E3FC2C" id="Cuadro de texto 3" o:spid="_x0000_s1027" type="#_x0000_t202" style="position:absolute;margin-left:0;margin-top:561.85pt;width:246.15pt;height:42.8pt;z-index:-251652096;visibility:visible;mso-wrap-style:square;mso-wrap-distance-left:9pt;mso-wrap-distance-top:0;mso-wrap-distance-right:9pt;mso-wrap-distance-bottom:0;mso-position-horizontal:left;mso-position-horizontal-relative:margin;mso-position-vertical:absolute;mso-position-vertical-relative:text;v-text-anchor:top" o:gfxdata="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" filled="f" stroked="f">
                 <v:textbox>
                   <w:txbxContent>
                     <w:p>
@@ -274,7 +274,7 @@
         <mc:AlternateContent>
           <mc:Choice Requires="wps">
             <w:drawing>
-              <wp:anchor distT="0" distB="0" distL="114300" distR="114300" simplePos="0" relativeHeight="251662336" behindDoc="1" locked="0" layoutInCell="1" allowOverlap="1" wp14:anchorId="6640182A" wp14:editId="7BE22592">
+              <wp:anchor distT="0" distB="0" distL="114300" distR="114300" simplePos="0" relativeHeight="251662336" behindDoc="1" locked="0" layoutInCell="1" allowOverlap="1" wp14:anchorId="1A4E1880" wp14:editId="7BE22592">
                 <wp:simplePos x="0" y="0"/>
                 <wp:positionH relativeFrom="margin">
                   <wp:posOffset>2717851</wp:posOffset>
@@ -358,7 +358,7 @@
           </mc:Choice>
           <mc:Fallback>
             <w:pict>
-              <v:shape w14:anchorId="6640182A" id="Cuadro de texto 2" o:spid="_x0000_s1028" type="#_x0000_t202" style="position:absolute;margin-left:214pt;margin-top:46.15pt;width:246.15pt;height:42.8pt;z-index:-251654144;visibility:visible;mso-wrap-style:square;mso-wrap-distance-left:9pt;mso-wrap-distance-top:0;mso-wrap-distance-right:9pt;mso-wrap-distance-bottom:0;mso-position-horizontal:absolute;mso-position-horizontal-relative:margin;mso-position-vertical:absolute;mso-position-vertical-relative:text;v-text-anchor:top" o:gfxdata="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" filled="f" stroked="f">
+              <v:shape w14:anchorId="1A4E1880" id="Cuadro de texto 2" o:spid="_x0000_s1028" type="#_x0000_t202" style="position:absolute;margin-left:214pt;margin-top:46.15pt;width:246.15pt;height:42.8pt;z-index:-251654144;visibility:visible;mso-wrap-style:square;mso-wrap-distance-left:9pt;mso-wrap-distance-top:0;mso-wrap-distance-right:9pt;mso-wrap-distance-bottom:0;mso-position-horizontal:absolute;mso-position-horizontal-relative:margin;mso-position-vertical:absolute;mso-position-vertical-relative:text;v-text-anchor:top" o:gfxdata="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" filled="f" stroked="f">
                 <v:textbox>
                   <w:txbxContent>
                     <w:p>
@@ -399,7 +399,6 @@
             <w:docPartUnique/>
           </w:docPartObj>
         </w:sdtPr>
-        <w:sdtEndPr/>
         <w:sdtContent>
           <w:r>
             <w:rPr>
@@ -408,7 +407,7 @@
             <mc:AlternateContent>
               <mc:Choice Requires="wpg">
                 <w:drawing>
-                  <wp:anchor distT="0" distB="0" distL="114300" distR="114300" simplePos="0" relativeHeight="251659264" behindDoc="1" locked="0" layoutInCell="1" allowOverlap="1" wp14:anchorId="43EBE590">
+                  <wp:anchor distT="0" distB="0" distL="114300" distR="114300" simplePos="0" relativeHeight="251659264" behindDoc="1" locked="0" layoutInCell="1" allowOverlap="1" wp14:anchorId="410EAB49">
                     <wp:simplePos x="0" y="0"/>
                     <wp:positionH relativeFrom="page">
                       <wp:align>center</wp:align>
@@ -1089,7 +1088,7 @@
               </mc:Choice>
               <mc:Fallback>
                 <w:pict>
-                  <v:group w14:anchorId="43EBE590" id="Grupo 48" o:spid="_x0000_s1029" style="position:absolute;margin-left:0;margin-top:0;width:540pt;height:10in;z-index:-251657216;mso-width-percent:882;mso-height-percent:909;mso-position-horizontal:center;mso-position-horizontal-relative:page;mso-position-vertical:center;mso-position-vertical-relative:page;mso-width-percent:882;mso-height-percent:909" coordsize="68580,91440" o:gfxdata="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">
+                  <v:group w14:anchorId="410EAB49" id="Grupo 48" o:spid="_x0000_s1029" style="position:absolute;margin-left:0;margin-top:0;width:540pt;height:10in;z-index:-251657216;mso-width-percent:882;mso-height-percent:909;mso-position-horizontal:center;mso-position-horizontal-relative:page;mso-position-vertical:center;mso-position-vertical-relative:page;mso-width-percent:882;mso-height-percent:909" coordsize="68580,91440" o:gfxdata="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">
                     <v:group id="Grupo 49" o:spid="_x0000_s1030" style="position:absolute;width:68580;height:91440" coordsize="68580,91440" o:gfxdata="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">
                       <v:rect id="Rectángulo 54" o:spid="_x0000_s1031" style="position:absolute;width:68580;height:91440;visibility:visible;mso-wrap-style:square;v-text-anchor:top" o:gfxdata="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" fillcolor="#485870 [3122]" stroked="f" strokeweight="1pt">
                         <v:fill color2="#3d4b5f [2882]" angle="348" colors="0 #88acbb;6554f #88acbb" focus="100%" type="gradient"/>
@@ -1260,8 +1259,6 @@
         <w:t>ÍNDICE</w:t>
       </w:r>
     </w:p>
-    <w:bookmarkStart w:id="0" w:name="_GoBack"/>
-    <w:bookmarkEnd w:id="0"/>
     <w:p>
       <w:pPr>
         <w:pStyle w:val="TDC1"/>
@@ -1971,6 +1968,7 @@
     <w:p>
       <w:pPr>
         <w:pStyle w:val="Ttulo1"/>
+        <w:spacing w:after="240" w:line="360" w:lineRule="auto"/>
       </w:pPr>
       <w:r>
         <w:rPr>
@@ -1978,17 +1976,207 @@
         </w:rPr>
         <w:br w:type="page"/>
       </w:r>
-      <w:bookmarkStart w:id="1" w:name="_Toc149242843"/>
+      <w:bookmarkStart w:id="0" w:name="_Toc149242843"/>
       <w:r>
         <w:lastRenderedPageBreak/>
         <w:t>Ejercicio1</w:t>
       </w:r>
-      <w:bookmarkEnd w:id="1"/>
-    </w:p>
-    <w:p>
-      <w:pPr>
+      <w:bookmarkEnd w:id="0"/>
+    </w:p>
+    <w:p>
+      <w:pPr>
+        <w:pStyle w:val="Texto"/>
+      </w:pPr>
+      <w:r>
+        <w:t xml:space="preserve">Completa el documento XML parcial proporcionado, definiendo valores apropiados </w:t>
+      </w:r>
+    </w:p>
+    <w:p>
+      <w:pPr>
+        <w:pStyle w:val="Texto"/>
+      </w:pPr>
+      <w:r>
+        <w:t xml:space="preserve">para los elementos y los atributos. El documento XML representa información sobre </w:t>
+      </w:r>
+    </w:p>
+    <w:p>
+      <w:pPr>
+        <w:pStyle w:val="Texto"/>
+      </w:pPr>
+      <w:r>
+        <w:t>videojuegos, incluyendo título, desarrollador y año de lanzamiento.</w:t>
+      </w:r>
+    </w:p>
+    <w:p>
+      <w:pPr>
+        <w:pStyle w:val="Texto"/>
+      </w:pPr>
+      <w:r>
+        <w:t>A partir del siguiente documento XML parcial:</w:t>
+      </w:r>
+    </w:p>
+    <w:p>
+      <w:pPr>
+        <w:pStyle w:val="Texto"/>
         <w:rPr>
-          <w:rFonts w:ascii="Times New Roman" w:eastAsiaTheme="majorEastAsia" w:hAnsi="Times New Roman" w:cstheme="majorBidi"/>
+          <w:b/>
+          <w:bCs/>
+        </w:rPr>
+      </w:pPr>
+      <w:r>
+        <w:rPr>
+          <w:b/>
+          <w:bCs/>
+        </w:rPr>
+        <w:t>&lt;?xml version="1.0" encoding="UTF-8"?&gt;</w:t>
+      </w:r>
+    </w:p>
+    <w:p>
+      <w:pPr>
+        <w:pStyle w:val="Texto"/>
+        <w:rPr>
+          <w:b/>
+          <w:bCs/>
+        </w:rPr>
+      </w:pPr>
+      <w:r>
+        <w:rPr>
+          <w:b/>
+          <w:bCs/>
+        </w:rPr>
+        <w:t>&lt;videojuegos&gt;</w:t>
+      </w:r>
+    </w:p>
+    <w:p>
+      <w:pPr>
+        <w:pStyle w:val="Texto"/>
+        <w:rPr>
+          <w:b/>
+          <w:bCs/>
+        </w:rPr>
+      </w:pPr>
+      <w:r>
+        <w:rPr>
+          <w:b/>
+          <w:bCs/>
+        </w:rPr>
+        <w:t xml:space="preserve"> &lt;videojuego id=&gt;</w:t>
+      </w:r>
+    </w:p>
+    <w:p>
+      <w:pPr>
+        <w:pStyle w:val="Texto"/>
+        <w:rPr>
+          <w:b/>
+          <w:bCs/>
+        </w:rPr>
+      </w:pPr>
+      <w:r>
+        <w:rPr>
+          <w:b/>
+          <w:bCs/>
+        </w:rPr>
+        <w:t xml:space="preserve"> &lt;titulo&gt;&lt;/titulo&gt;</w:t>
+      </w:r>
+    </w:p>
+    <w:p>
+      <w:pPr>
+        <w:pStyle w:val="Texto"/>
+        <w:rPr>
+          <w:b/>
+          <w:bCs/>
+        </w:rPr>
+      </w:pPr>
+      <w:r>
+        <w:rPr>
+          <w:b/>
+          <w:bCs/>
+        </w:rPr>
+        <w:t xml:space="preserve"> &lt;desarrollador&gt;&lt;/desarrollador&gt;</w:t>
+      </w:r>
+    </w:p>
+    <w:p>
+      <w:pPr>
+        <w:pStyle w:val="Texto"/>
+        <w:rPr>
+          <w:b/>
+          <w:bCs/>
+        </w:rPr>
+      </w:pPr>
+      <w:r>
+        <w:rPr>
+          <w:b/>
+          <w:bCs/>
+        </w:rPr>
+        <w:t xml:space="preserve"> &lt;lanzamiento&gt;&lt;/lanzamiento&gt;</w:t>
+      </w:r>
+    </w:p>
+    <w:p>
+      <w:pPr>
+        <w:pStyle w:val="Texto"/>
+        <w:rPr>
+          <w:b/>
+          <w:bCs/>
+        </w:rPr>
+      </w:pPr>
+      <w:r>
+        <w:rPr>
+          <w:b/>
+          <w:bCs/>
+        </w:rPr>
+        <w:t xml:space="preserve"> &lt;/videojuego&gt;</w:t>
+      </w:r>
+    </w:p>
+    <w:p>
+      <w:pPr>
+        <w:pStyle w:val="Texto"/>
+        <w:rPr>
+          <w:b/>
+          <w:bCs/>
+        </w:rPr>
+      </w:pPr>
+      <w:r>
+        <w:rPr>
+          <w:b/>
+          <w:bCs/>
+        </w:rPr>
+        <w:t>&lt;/videojuegos&gt;</w:t>
+      </w:r>
+    </w:p>
+    <w:p>
+      <w:pPr>
+        <w:pStyle w:val="Texto"/>
+      </w:pPr>
+      <w:r>
+        <w:t xml:space="preserve">Completa el documento XML dando valores a los elementos y los atributos para </w:t>
+      </w:r>
+    </w:p>
+    <w:p>
+      <w:pPr>
+        <w:pStyle w:val="Texto"/>
+      </w:pPr>
+      <w:r>
+        <w:t>generar 3 instancias de videojuegos.</w:t>
+      </w:r>
+    </w:p>
+    <w:p>
+      <w:pPr>
+        <w:pStyle w:val="Texto"/>
+      </w:pPr>
+      <w:r>
+        <w:t>Utiliza el atributo id para asignar un identificador único a cada videojuego</w:t>
+      </w:r>
+    </w:p>
+    <w:p>
+      <w:pPr>
+        <w:pStyle w:val="Texto"/>
+      </w:pPr>
+    </w:p>
+    <w:p>
+      <w:pPr>
+        <w:pStyle w:val="Texto"/>
+        <w:rPr>
+          <w:rFonts w:eastAsiaTheme="majorEastAsia" w:cstheme="majorBidi"/>
           <w:b/>
           <w:color w:val="2F5496" w:themeColor="accent1" w:themeShade="BF"/>
           <w:sz w:val="30"/>
@@ -1996,27 +2184,74 @@
         </w:rPr>
       </w:pPr>
       <w:r>
+        <w:t>Para ello, en el ejercicio he rellenado los campos con lo que yo pienso que es correcto, ya que no se nos pide nada en concreto con ninguna restricción ni nada.</w:t>
+      </w:r>
+      <w:r>
         <w:br w:type="page"/>
       </w:r>
     </w:p>
     <w:p>
       <w:pPr>
         <w:pStyle w:val="Ttulo1"/>
-      </w:pPr>
-      <w:bookmarkStart w:id="2" w:name="_Toc149242844"/>
+        <w:spacing w:after="240"/>
+      </w:pPr>
+      <w:bookmarkStart w:id="1" w:name="_Toc149242844"/>
       <w:r>
         <w:lastRenderedPageBreak/>
-        <w:t>Ejercicio</w:t>
-      </w:r>
-      <w:r>
-        <w:t>2</w:t>
-      </w:r>
-      <w:bookmarkEnd w:id="2"/>
-    </w:p>
-    <w:p>
-      <w:pPr>
+        <w:t>Ejercicio2</w:t>
+      </w:r>
+      <w:bookmarkEnd w:id="1"/>
+    </w:p>
+    <w:p>
+      <w:pPr>
+        <w:pStyle w:val="Texto"/>
+      </w:pPr>
+      <w:r>
+        <w:t>Creación de un menú de restaurante en XML</w:t>
+      </w:r>
+    </w:p>
+    <w:p>
+      <w:pPr>
+        <w:pStyle w:val="Texto"/>
+      </w:pPr>
+      <w:r>
+        <w:t xml:space="preserve">Diseña un documento XML que represente el menú de un restaurante con diferentes </w:t>
+      </w:r>
+    </w:p>
+    <w:p>
+      <w:pPr>
+        <w:pStyle w:val="Texto"/>
+      </w:pPr>
+      <w:r>
+        <w:t>platos y sus precios.</w:t>
+      </w:r>
+    </w:p>
+    <w:p>
+      <w:pPr>
+        <w:pStyle w:val="Texto"/>
+      </w:pPr>
+      <w:r>
+        <w:t xml:space="preserve">Comienza con una etiqueta raíz que sea “menu" y por ejemplo, podrías usar las </w:t>
+      </w:r>
+    </w:p>
+    <w:p>
+      <w:pPr>
+        <w:pStyle w:val="Texto"/>
+      </w:pPr>
+      <w:r>
+        <w:t>siguientes características: plato, precio, ingredientes, categoría, etc</w:t>
+      </w:r>
+    </w:p>
+    <w:p>
+      <w:pPr>
+        <w:pStyle w:val="Texto"/>
+      </w:pPr>
+    </w:p>
+    <w:p>
+      <w:pPr>
+        <w:pStyle w:val="Texto"/>
         <w:rPr>
-          <w:rFonts w:ascii="Times New Roman" w:eastAsiaTheme="majorEastAsia" w:hAnsi="Times New Roman" w:cstheme="majorBidi"/>
+          <w:rFonts w:eastAsiaTheme="majorEastAsia" w:cstheme="majorBidi"/>
           <w:b/>
           <w:color w:val="2F5496" w:themeColor="accent1" w:themeShade="BF"/>
           <w:sz w:val="30"/>
@@ -2024,27 +2259,82 @@
         </w:rPr>
       </w:pPr>
       <w:r>
+        <w:t>En este ejercicio coloque los campos que yo creía más convenientes para un restaurante, ya que por ejemplo, a un plato se le conoce únicamente por su nombre, tiene una descripción, ingredientes, una categoría, un precio y una valoración.</w:t>
+      </w:r>
+      <w:r>
         <w:br w:type="page"/>
       </w:r>
     </w:p>
     <w:p>
       <w:pPr>
         <w:pStyle w:val="Ttulo1"/>
-      </w:pPr>
-      <w:bookmarkStart w:id="3" w:name="_Toc149242845"/>
+        <w:spacing w:after="240"/>
+      </w:pPr>
+      <w:bookmarkStart w:id="2" w:name="_Toc149242845"/>
       <w:r>
         <w:lastRenderedPageBreak/>
-        <w:t>Ejercicio</w:t>
-      </w:r>
-      <w:r>
-        <w:t>3</w:t>
-      </w:r>
-      <w:bookmarkEnd w:id="3"/>
-    </w:p>
-    <w:p>
-      <w:pPr>
+        <w:t>Ejercicio3</w:t>
+      </w:r>
+      <w:bookmarkEnd w:id="2"/>
+    </w:p>
+    <w:p>
+      <w:pPr>
+        <w:pStyle w:val="Texto"/>
+      </w:pPr>
+      <w:r>
+        <w:t>Creación de un catálogo de productos de una tienda de informática</w:t>
+      </w:r>
+    </w:p>
+    <w:p>
+      <w:pPr>
+        <w:pStyle w:val="Texto"/>
+      </w:pPr>
+      <w:r>
+        <w:t xml:space="preserve">Diseña un documento XML que represente un catálogo de artículos informáticos con </w:t>
+      </w:r>
+    </w:p>
+    <w:p>
+      <w:pPr>
+        <w:pStyle w:val="Texto"/>
+      </w:pPr>
+      <w:r>
+        <w:t>detalles como por ejemplo nombre del producto, precio y descripción.</w:t>
+      </w:r>
+    </w:p>
+    <w:p>
+      <w:pPr>
+        <w:pStyle w:val="Texto"/>
+      </w:pPr>
+      <w:r>
+        <w:t xml:space="preserve">Amplía con elementos que creas interesantes para describir ese tipo de productos e </w:t>
+      </w:r>
+    </w:p>
+    <w:p>
+      <w:pPr>
+        <w:pStyle w:val="Texto"/>
+      </w:pPr>
+      <w:r>
+        <w:t>incluye los atributos en los lugares que veas oportunos</w:t>
+      </w:r>
+    </w:p>
+    <w:p>
+      <w:pPr>
+        <w:pStyle w:val="Texto"/>
+      </w:pPr>
+    </w:p>
+    <w:p>
+      <w:pPr>
+        <w:pStyle w:val="Texto"/>
+      </w:pPr>
+      <w:r>
+        <w:t>En este ejercicio coloque cosas que te puedes encontrar en una tienda de informática como un portátil, un teléfono o un cable rj45 entre otros.</w:t>
+      </w:r>
+    </w:p>
+    <w:p>
+      <w:pPr>
+        <w:pStyle w:val="Texto"/>
         <w:rPr>
-          <w:rFonts w:ascii="Times New Roman" w:eastAsiaTheme="majorEastAsia" w:hAnsi="Times New Roman" w:cstheme="majorBidi"/>
+          <w:rFonts w:eastAsiaTheme="majorEastAsia" w:cstheme="majorBidi"/>
           <w:b/>
           <w:color w:val="2F5496" w:themeColor="accent1" w:themeShade="BF"/>
           <w:sz w:val="30"/>
@@ -2052,27 +2342,50 @@
         </w:rPr>
       </w:pPr>
       <w:r>
+        <w:t>Estos objetos, tienen etiquetas en común, pero hay algunos que no poseen ciertas características.</w:t>
+      </w:r>
+      <w:r>
         <w:br w:type="page"/>
       </w:r>
     </w:p>
     <w:p>
       <w:pPr>
         <w:pStyle w:val="Ttulo1"/>
-      </w:pPr>
-      <w:bookmarkStart w:id="4" w:name="_Toc149242846"/>
+        <w:spacing w:after="240"/>
+      </w:pPr>
+      <w:bookmarkStart w:id="3" w:name="_Toc149242846"/>
       <w:r>
         <w:lastRenderedPageBreak/>
-        <w:t>Ejercicio</w:t>
-      </w:r>
-      <w:r>
-        <w:t>4</w:t>
-      </w:r>
-      <w:bookmarkEnd w:id="4"/>
-    </w:p>
-    <w:p>
-      <w:pPr>
+        <w:t>Ejercicio4</w:t>
+      </w:r>
+      <w:bookmarkEnd w:id="3"/>
+    </w:p>
+    <w:p>
+      <w:pPr>
+        <w:pStyle w:val="Texto"/>
+      </w:pPr>
+      <w:r>
+        <w:t>Crea un DTD externo que valide el siguiente documento XML.</w:t>
+      </w:r>
+    </w:p>
+    <w:p>
+      <w:pPr>
+        <w:pStyle w:val="Texto"/>
+      </w:pPr>
+      <w:r>
+        <w:t>Entrega el xml y el dtd en la tarea</w:t>
+      </w:r>
+    </w:p>
+    <w:p>
+      <w:pPr>
+        <w:pStyle w:val="Texto"/>
+      </w:pPr>
+    </w:p>
+    <w:p>
+      <w:pPr>
+        <w:pStyle w:val="Texto"/>
         <w:rPr>
-          <w:rFonts w:ascii="Times New Roman" w:eastAsiaTheme="majorEastAsia" w:hAnsi="Times New Roman" w:cstheme="majorBidi"/>
+          <w:rFonts w:eastAsiaTheme="majorEastAsia" w:cstheme="majorBidi"/>
           <w:b/>
           <w:color w:val="2F5496" w:themeColor="accent1" w:themeShade="BF"/>
           <w:sz w:val="30"/>
@@ -2080,27 +2393,82 @@
         </w:rPr>
       </w:pPr>
       <w:r>
+        <w:t>En este ejercicio, debemos de crear un DTD que valide al XML dado, por lo que debemos de escoger cuantas veces aparece cierta etiqueta o atributo y plasmarlo en el DTD para que no tenga el documento ningún error</w:t>
+      </w:r>
+      <w:r>
         <w:br w:type="page"/>
       </w:r>
     </w:p>
     <w:p>
       <w:pPr>
         <w:pStyle w:val="Ttulo1"/>
-      </w:pPr>
-      <w:bookmarkStart w:id="5" w:name="_Toc149242847"/>
+        <w:spacing w:after="240"/>
+      </w:pPr>
+      <w:bookmarkStart w:id="4" w:name="_Toc149242847"/>
       <w:r>
         <w:lastRenderedPageBreak/>
-        <w:t>Ejercicio</w:t>
-      </w:r>
-      <w:r>
-        <w:t>5</w:t>
-      </w:r>
-      <w:bookmarkEnd w:id="5"/>
-    </w:p>
-    <w:p>
-      <w:pPr>
+        <w:t>Ejercicio5</w:t>
+      </w:r>
+      <w:bookmarkEnd w:id="4"/>
+    </w:p>
+    <w:p>
+      <w:pPr>
+        <w:pStyle w:val="Texto"/>
+      </w:pPr>
+      <w:r>
+        <w:t>Crea un DTD interno en el siguiente documento XML.</w:t>
+      </w:r>
+    </w:p>
+    <w:p>
+      <w:pPr>
+        <w:pStyle w:val="Texto"/>
+      </w:pPr>
+      <w:r>
+        <w:t>Condiciones:</w:t>
+      </w:r>
+    </w:p>
+    <w:p>
+      <w:pPr>
+        <w:pStyle w:val="Texto"/>
+      </w:pPr>
+      <w:r>
+        <w:t> En la agenda puede haber de 0 a n contactos.</w:t>
+      </w:r>
+    </w:p>
+    <w:p>
+      <w:pPr>
+        <w:pStyle w:val="Texto"/>
+      </w:pPr>
+      <w:r>
+        <w:t xml:space="preserve"> Es obligatorio al menos 1 num. de teléfono (de casa, móvil o trabajo). Puede haber </w:t>
+      </w:r>
+    </w:p>
+    <w:p>
+      <w:pPr>
+        <w:pStyle w:val="Texto"/>
+      </w:pPr>
+      <w:r>
+        <w:t>varios de cada tipo.</w:t>
+      </w:r>
+    </w:p>
+    <w:p>
+      <w:pPr>
+        <w:pStyle w:val="Texto"/>
+      </w:pPr>
+      <w:r>
+        <w:t> Entrega el dtd completo en la tarea.</w:t>
+      </w:r>
+    </w:p>
+    <w:p>
+      <w:pPr>
+        <w:pStyle w:val="Texto"/>
+      </w:pPr>
+    </w:p>
+    <w:p>
+      <w:pPr>
+        <w:pStyle w:val="Texto"/>
         <w:rPr>
-          <w:rFonts w:ascii="Times New Roman" w:eastAsiaTheme="majorEastAsia" w:hAnsi="Times New Roman" w:cstheme="majorBidi"/>
+          <w:rFonts w:eastAsiaTheme="majorEastAsia" w:cstheme="majorBidi"/>
           <w:b/>
           <w:color w:val="2F5496" w:themeColor="accent1" w:themeShade="BF"/>
           <w:sz w:val="30"/>
@@ -2108,27 +2476,66 @@
         </w:rPr>
       </w:pPr>
       <w:r>
+        <w:t>Este ejercicio es el caso opuesto del anterior, ahora debemos de hacer el XML teniendo en cuenta las condiciones que se nos imponen en el documento DTD</w:t>
+      </w:r>
+      <w:r>
         <w:br w:type="page"/>
       </w:r>
     </w:p>
     <w:p>
       <w:pPr>
         <w:pStyle w:val="Ttulo1"/>
-      </w:pPr>
-      <w:bookmarkStart w:id="6" w:name="_Toc149242848"/>
+        <w:spacing w:after="240"/>
+      </w:pPr>
+      <w:bookmarkStart w:id="5" w:name="_Toc149242848"/>
       <w:r>
         <w:lastRenderedPageBreak/>
-        <w:t>Ejercicio</w:t>
-      </w:r>
-      <w:r>
-        <w:t>6</w:t>
-      </w:r>
-      <w:bookmarkEnd w:id="6"/>
-    </w:p>
-    <w:p>
-      <w:pPr>
+        <w:t>Ejercicio6</w:t>
+      </w:r>
+      <w:bookmarkEnd w:id="5"/>
+    </w:p>
+    <w:p>
+      <w:pPr>
+        <w:pStyle w:val="Texto"/>
+      </w:pPr>
+      <w:r>
+        <w:t>Crear un DTD que valide el siguiente documento XML</w:t>
+      </w:r>
+    </w:p>
+    <w:p>
+      <w:pPr>
+        <w:pStyle w:val="Texto"/>
+      </w:pPr>
+      <w:r>
+        <w:t xml:space="preserve">Dentro del examen puede haber de 1 a n temas. </w:t>
+      </w:r>
+    </w:p>
+    <w:p>
+      <w:pPr>
+        <w:pStyle w:val="Texto"/>
+      </w:pPr>
+      <w:r>
+        <w:t xml:space="preserve"> Dentro de cada tema puede haber de 1 a n preguntas. </w:t>
+      </w:r>
+    </w:p>
+    <w:p>
+      <w:pPr>
+        <w:pStyle w:val="Texto"/>
+      </w:pPr>
+      <w:r>
+        <w:t>Entrega el xml completo en la tarea.</w:t>
+      </w:r>
+    </w:p>
+    <w:p>
+      <w:pPr>
+        <w:pStyle w:val="Texto"/>
+      </w:pPr>
+    </w:p>
+    <w:p>
+      <w:pPr>
+        <w:pStyle w:val="Texto"/>
         <w:rPr>
-          <w:rFonts w:ascii="Times New Roman" w:eastAsiaTheme="majorEastAsia" w:hAnsi="Times New Roman" w:cstheme="majorBidi"/>
+          <w:rFonts w:eastAsiaTheme="majorEastAsia" w:cstheme="majorBidi"/>
           <w:b/>
           <w:color w:val="2F5496" w:themeColor="accent1" w:themeShade="BF"/>
           <w:sz w:val="30"/>
@@ -2136,78 +2543,486 @@
         </w:rPr>
       </w:pPr>
       <w:r>
+        <w:t>En este ejercicio como no se especifica donde se encuentra el DTD, decidí dejarlo internamente en el XML, ya que no quería que todos los ejercicios que iba a realizar, tuviesen un DTD externo.</w:t>
+      </w:r>
+      <w:r>
+        <w:t xml:space="preserve"> </w:t>
+      </w:r>
+      <w:r>
         <w:br w:type="page"/>
       </w:r>
     </w:p>
     <w:p>
       <w:pPr>
         <w:pStyle w:val="Ttulo1"/>
-      </w:pPr>
-      <w:bookmarkStart w:id="7" w:name="_Toc149242849"/>
+        <w:spacing w:after="240"/>
+      </w:pPr>
+      <w:bookmarkStart w:id="6" w:name="_Toc149242849"/>
       <w:r>
         <w:lastRenderedPageBreak/>
-        <w:t>Ejercicio</w:t>
-      </w:r>
-      <w:r>
-        <w:t>7</w:t>
-      </w:r>
-      <w:bookmarkEnd w:id="7"/>
-    </w:p>
-    <w:p>
-      <w:pPr>
+        <w:t>Ejercicio7</w:t>
+      </w:r>
+      <w:bookmarkEnd w:id="6"/>
+    </w:p>
+    <w:p>
+      <w:pPr>
+        <w:pStyle w:val="Texto"/>
+      </w:pPr>
+      <w:r>
+        <w:t xml:space="preserve">Escribe una DTD para modelar un documento XML con las características que se </w:t>
+      </w:r>
+    </w:p>
+    <w:p>
+      <w:pPr>
+        <w:pStyle w:val="Texto"/>
+      </w:pPr>
+      <w:r>
+        <w:t>enumeran a continuación.</w:t>
+      </w:r>
+    </w:p>
+    <w:p>
+      <w:pPr>
+        <w:pStyle w:val="Texto"/>
+      </w:pPr>
+      <w:r>
+        <w:t>El documento modelará los datos correspondientes a una universidad. Recogerá</w:t>
+      </w:r>
+    </w:p>
+    <w:p>
+      <w:pPr>
+        <w:pStyle w:val="Texto"/>
+      </w:pPr>
+      <w:r>
+        <w:t>información referente a alumnos, profesores y asignaturas.</w:t>
+      </w:r>
+    </w:p>
+    <w:p>
+      <w:pPr>
+        <w:pStyle w:val="Texto"/>
+      </w:pPr>
+      <w:r>
+        <w:t>Alumnos y profesores tendrán una parte de datos personales idéntica. Se recogerá la</w:t>
+      </w:r>
+    </w:p>
+    <w:p>
+      <w:pPr>
+        <w:pStyle w:val="Texto"/>
+      </w:pPr>
+      <w:r>
+        <w:t>siguiente información:</w:t>
+      </w:r>
+    </w:p>
+    <w:p>
+      <w:pPr>
+        <w:pStyle w:val="Texto"/>
+      </w:pPr>
+      <w:r>
+        <w:t> DNI o pasaporte. En caso de especificar el pasaporte, además será necesario</w:t>
+      </w:r>
+    </w:p>
+    <w:p>
+      <w:pPr>
+        <w:pStyle w:val="Texto"/>
+      </w:pPr>
+      <w:r>
+        <w:t>incluir el país de procedencia.</w:t>
+      </w:r>
+    </w:p>
+    <w:p>
+      <w:pPr>
+        <w:pStyle w:val="Texto"/>
+      </w:pPr>
+      <w:r>
+        <w:t> Nombre, 1er apellido y 2º apellido o apellido (si es único).</w:t>
+      </w:r>
+    </w:p>
+    <w:p>
+      <w:pPr>
+        <w:pStyle w:val="Texto"/>
+      </w:pPr>
+      <w:r>
+        <w:t> Fecha de nacimiento.</w:t>
+      </w:r>
+    </w:p>
+    <w:p>
+      <w:pPr>
+        <w:pStyle w:val="Texto"/>
+      </w:pPr>
+      <w:r>
+        <w:t xml:space="preserve"> Opcionalmente se podrá incluir información de contacto como dirección postal y </w:t>
+      </w:r>
+    </w:p>
+    <w:p>
+      <w:pPr>
+        <w:pStyle w:val="Texto"/>
+      </w:pPr>
+      <w:r>
+        <w:t>teléfonos y cuentas de correo (puede haber varios).</w:t>
+      </w:r>
+    </w:p>
+    <w:p>
+      <w:pPr>
+        <w:pStyle w:val="Texto"/>
+      </w:pPr>
+      <w:r>
+        <w:t>En el caso de profesores se incluirá su despacho, horarios de tutorías y asignaturas</w:t>
+      </w:r>
+    </w:p>
+    <w:p>
+      <w:pPr>
+        <w:pStyle w:val="Texto"/>
+      </w:pPr>
+      <w:r>
+        <w:t>que imparten.</w:t>
+      </w:r>
+    </w:p>
+    <w:p>
+      <w:pPr>
+        <w:pStyle w:val="Texto"/>
+      </w:pPr>
+      <w:r>
+        <w:t>Cada alumno tendrá una lista de las asignaturas en las que está matriculado, junto con</w:t>
+      </w:r>
+    </w:p>
+    <w:p>
+      <w:pPr>
+        <w:pStyle w:val="Texto"/>
+      </w:pPr>
+      <w:r>
+        <w:t>la nota para cada una de ellas (que puede ser NP, SS, AP, NT, SB o MH).</w:t>
+      </w:r>
+    </w:p>
+    <w:p>
+      <w:pPr>
+        <w:pStyle w:val="Texto"/>
+      </w:pPr>
+      <w:r>
+        <w:t>En la información de cada asignatura se incluirá el código, número de créditos, carrera</w:t>
+      </w:r>
+    </w:p>
+    <w:p>
+      <w:pPr>
+        <w:pStyle w:val="Texto"/>
+      </w:pPr>
+      <w:r>
+        <w:t>y curso al que corresponde (también puede ser optativa u obligatoria)</w:t>
+      </w:r>
+    </w:p>
+    <w:p>
+      <w:pPr>
+        <w:pStyle w:val="Texto"/>
+      </w:pPr>
+    </w:p>
+    <w:p>
+      <w:pPr>
+        <w:pStyle w:val="Texto"/>
         <w:rPr>
-          <w:rFonts w:ascii="Times New Roman" w:eastAsiaTheme="majorEastAsia" w:hAnsi="Times New Roman" w:cstheme="majorBidi"/>
-          <w:b/>
+          <w:rFonts w:eastAsiaTheme="majorEastAsia" w:cstheme="majorBidi"/>
           <w:color w:val="2F5496" w:themeColor="accent1" w:themeShade="BF"/>
           <w:sz w:val="30"/>
           <w:szCs w:val="32"/>
         </w:rPr>
       </w:pPr>
       <w:r>
+        <w:t>Este ejercicio fue más complicado, ya que se tenia que generar el documento XML y DTD, con todas las restricciones que se nos imponen en el enunciado</w:t>
+      </w:r>
+      <w:r>
         <w:br w:type="page"/>
       </w:r>
     </w:p>
     <w:p>
       <w:pPr>
         <w:pStyle w:val="Ttulo1"/>
-      </w:pPr>
-      <w:bookmarkStart w:id="8" w:name="_Toc149242850"/>
+        <w:spacing w:after="240"/>
+      </w:pPr>
+      <w:bookmarkStart w:id="7" w:name="_Toc149242850"/>
       <w:r>
         <w:lastRenderedPageBreak/>
-        <w:t>Ejercicio</w:t>
-      </w:r>
-      <w:r>
-        <w:t>8</w:t>
-      </w:r>
-      <w:bookmarkEnd w:id="8"/>
-    </w:p>
-    <w:p>
-      <w:pPr>
+        <w:t>Ejercicio8</w:t>
+      </w:r>
+      <w:bookmarkEnd w:id="7"/>
+    </w:p>
+    <w:p>
+      <w:pPr>
+        <w:pStyle w:val="Texto"/>
+      </w:pPr>
+      <w:r>
+        <w:t xml:space="preserve">Escribe un XSD externo para validar el documento tienda.xml que cumpla los </w:t>
+      </w:r>
+    </w:p>
+    <w:p>
+      <w:pPr>
+        <w:pStyle w:val="Texto"/>
+      </w:pPr>
+      <w:r>
+        <w:t>siguientes requisitos:</w:t>
+      </w:r>
+    </w:p>
+    <w:p>
+      <w:pPr>
+        <w:pStyle w:val="Texto"/>
+      </w:pPr>
+      <w:r>
+        <w:t> Validación correcta del XML completo.</w:t>
+      </w:r>
+    </w:p>
+    <w:p>
+      <w:pPr>
+        <w:pStyle w:val="Texto"/>
+      </w:pPr>
+      <w:r>
+        <w:t> Usa los tipos de datos que más se ajusten al contenido del elemento/atributo.</w:t>
+      </w:r>
+    </w:p>
+    <w:p>
+      <w:pPr>
+        <w:pStyle w:val="Texto"/>
+      </w:pPr>
+      <w:r>
+        <w:t> Crea una anotación en el documento con tu nombre y fecha del examen.</w:t>
+      </w:r>
+    </w:p>
+    <w:p>
+      <w:pPr>
+        <w:pStyle w:val="Texto"/>
+      </w:pPr>
+      <w:r>
+        <w:t>Restricciones:</w:t>
+      </w:r>
+    </w:p>
+    <w:p>
+      <w:pPr>
+        <w:pStyle w:val="Texto"/>
+      </w:pPr>
+      <w:r>
+        <w:t>o Nombre_t longitud máxima 20 caracteres.</w:t>
+      </w:r>
+    </w:p>
+    <w:p>
+      <w:pPr>
+        <w:pStyle w:val="Texto"/>
+      </w:pPr>
+      <w:r>
+        <w:t>o cantidad debe estar entre 0 y 99</w:t>
+      </w:r>
+    </w:p>
+    <w:p>
+      <w:pPr>
+        <w:pStyle w:val="Texto"/>
+      </w:pPr>
+      <w:r>
+        <w:t>o unidad permite únicamente Euros o Dólares</w:t>
+      </w:r>
+    </w:p>
+    <w:p>
+      <w:pPr>
+        <w:pStyle w:val="Texto"/>
+      </w:pPr>
+      <w:r>
+        <w:t>o dni debe tener una faceta con pattern (8 dígitos y letra mayúscula).</w:t>
+      </w:r>
+    </w:p>
+    <w:p>
+      <w:pPr>
+        <w:pStyle w:val="Texto"/>
+      </w:pPr>
+      <w:r>
+        <w:t>o telefono debe tener una faceta con pattern (9 dígitos).</w:t>
+      </w:r>
+    </w:p>
+    <w:p>
+      <w:pPr>
+        <w:pStyle w:val="Texto"/>
+      </w:pPr>
+      <w:r>
+        <w:t xml:space="preserve">o Atributo num debe tener una faceta con pattern (3 dígitos, minúscula, guion, 3 </w:t>
+      </w:r>
+    </w:p>
+    <w:p>
+      <w:pPr>
+        <w:pStyle w:val="Texto"/>
+      </w:pPr>
+      <w:r>
+        <w:t>mayúsculas, guion, 4 dígitos).</w:t>
+      </w:r>
+    </w:p>
+    <w:p>
+      <w:pPr>
+        <w:pStyle w:val="Texto"/>
+      </w:pPr>
+    </w:p>
+    <w:p>
+      <w:pPr>
+        <w:pStyle w:val="Texto"/>
         <w:rPr>
-          <w:rFonts w:ascii="Times New Roman" w:eastAsiaTheme="majorEastAsia" w:hAnsi="Times New Roman" w:cstheme="majorBidi"/>
-          <w:b/>
+          <w:rFonts w:eastAsiaTheme="majorEastAsia" w:cstheme="majorBidi"/>
           <w:color w:val="2F5496" w:themeColor="accent1" w:themeShade="BF"/>
           <w:sz w:val="30"/>
           <w:szCs w:val="32"/>
         </w:rPr>
       </w:pPr>
       <w:r>
+        <w:t>Este ejercicio es uno de los de más dificultad, ya que nos piden crear un documento XSD que es más avanzado que el DTD por lo que tiene más personalización.</w:t>
+      </w:r>
+      <w:r>
         <w:br w:type="page"/>
       </w:r>
     </w:p>
     <w:p>
       <w:pPr>
         <w:pStyle w:val="Ttulo1"/>
-      </w:pPr>
-      <w:bookmarkStart w:id="9" w:name="_Toc149242851"/>
+        <w:spacing w:after="240"/>
+      </w:pPr>
+      <w:bookmarkStart w:id="8" w:name="_Toc149242851"/>
       <w:r>
         <w:lastRenderedPageBreak/>
-        <w:t>Ejercicio</w:t>
-      </w:r>
-      <w:r>
-        <w:t>9</w:t>
-      </w:r>
-      <w:bookmarkEnd w:id="9"/>
+        <w:t>Ejercicio9</w:t>
+      </w:r>
+      <w:bookmarkEnd w:id="8"/>
+    </w:p>
+    <w:p>
+      <w:pPr>
+        <w:pStyle w:val="Texto"/>
+      </w:pPr>
+      <w:r>
+        <w:t xml:space="preserve">Realizar un documento XML a partir de la siguiente jerarquía de datos, que tenga </w:t>
+      </w:r>
+    </w:p>
+    <w:p>
+      <w:pPr>
+        <w:pStyle w:val="Texto"/>
+      </w:pPr>
+      <w:r>
+        <w:t>como mínimo 2 registros de vehículo con datos:</w:t>
+      </w:r>
+    </w:p>
+    <w:p>
+      <w:pPr>
+        <w:pStyle w:val="Texto"/>
+      </w:pPr>
+      <w:r>
+        <w:t>Debe tener las siguientes características:</w:t>
+      </w:r>
+    </w:p>
+    <w:p>
+      <w:pPr>
+        <w:pStyle w:val="Texto"/>
+      </w:pPr>
+      <w:r>
+        <w:t xml:space="preserve"> La etiqueta vehiculos es la etiqueta raíz. La etiqueta vehiculo aparecerá una o muchas </w:t>
+      </w:r>
+    </w:p>
+    <w:p>
+      <w:pPr>
+        <w:pStyle w:val="Texto"/>
+      </w:pPr>
+      <w:r>
+        <w:t>veces.</w:t>
+      </w:r>
+    </w:p>
+    <w:p>
+      <w:pPr>
+        <w:pStyle w:val="Texto"/>
+      </w:pPr>
+      <w:r>
+        <w:t xml:space="preserve"> Las etiquetas marca, modelo, f_fabricacion, lugar_fabricacion y unidades, aparecerán </w:t>
+      </w:r>
+    </w:p>
+    <w:p>
+      <w:pPr>
+        <w:pStyle w:val="Texto"/>
+      </w:pPr>
+      <w:r>
+        <w:t>dentro de la etiqueta vehiculo una sola vez y en ese orden.</w:t>
+      </w:r>
+    </w:p>
+    <w:p>
+      <w:pPr>
+        <w:pStyle w:val="Texto"/>
+      </w:pPr>
+      <w:r>
+        <w:t> La etiqueta localidad aparecerá una sola vez dentro de la etiqueta lugar_fabricacion.</w:t>
+      </w:r>
+    </w:p>
+    <w:p>
+      <w:pPr>
+        <w:pStyle w:val="Texto"/>
+      </w:pPr>
+      <w:r>
+        <w:t> La etiqueta f_fabricacion es vacía.</w:t>
+      </w:r>
+    </w:p>
+    <w:p>
+      <w:pPr>
+        <w:pStyle w:val="Texto"/>
+      </w:pPr>
+      <w:r>
+        <w:t> Los atributos dia, mes, anio, pais, son obligatorios que aparezcan siempre.</w:t>
+      </w:r>
+    </w:p>
+    <w:p>
+      <w:pPr>
+        <w:pStyle w:val="Texto"/>
+      </w:pPr>
+      <w:r>
+        <w:t> Guardar el documento con el nombre vehiculos.xml</w:t>
+      </w:r>
+    </w:p>
+    <w:p>
+      <w:pPr>
+        <w:pStyle w:val="Texto"/>
+      </w:pPr>
+      <w:r>
+        <w:t xml:space="preserve">Realizar el XML Schema (XSD) que valide el documento vehiculos.xml atendiendo a las </w:t>
+      </w:r>
+    </w:p>
+    <w:p>
+      <w:pPr>
+        <w:pStyle w:val="Texto"/>
+      </w:pPr>
+      <w:r>
+        <w:t>siguientes restricciones:</w:t>
+      </w:r>
+    </w:p>
+    <w:p>
+      <w:pPr>
+        <w:pStyle w:val="Texto"/>
+      </w:pPr>
+      <w:r>
+        <w:t>o anio debe estar entre 2000 y 2030.</w:t>
+      </w:r>
+    </w:p>
+    <w:p>
+      <w:pPr>
+        <w:pStyle w:val="Texto"/>
+      </w:pPr>
+      <w:r>
+        <w:t>o localidad solo puede ser Europa, EEUU o Asia.</w:t>
+      </w:r>
+    </w:p>
+    <w:p>
+      <w:pPr>
+        <w:pStyle w:val="Texto"/>
+      </w:pPr>
+      <w:r>
+        <w:t>o pais tendrá un código alfabético de dos caracteres en mayúscula. Ejem: E</w:t>
+      </w:r>
+      <w:r>
+        <w:t>S</w:t>
+      </w:r>
+    </w:p>
+    <w:p>
+      <w:pPr>
+        <w:pStyle w:val="Texto"/>
+      </w:pPr>
+    </w:p>
+    <w:p>
+      <w:pPr>
+        <w:pStyle w:val="Texto"/>
+      </w:pPr>
+      <w:r>
+        <w:t>Este fue uno de los ejercicios con más dificultad, ya que pedía generar el documento XML y XSD a partir de un diagrama de árbol.</w:t>
+      </w:r>
     </w:p>
     <w:sectPr>
       <w:headerReference w:type="default" r:id="rId13"/>
@@ -2223,7 +3038,7 @@
 </file>
 
 <file path=word/endnotes.xml><?xml version="1.0" encoding="utf-8"?>
-<w:endnotes xmlns:wpc="http://schemas.microsoft.com/office/word/2010/wordprocessingCanvas" xmlns:cx="http://schemas.microsoft.com/office/drawing/2014/chartex" xmlns:cx1="http://schemas.microsoft.com/office/drawing/2015/9/8/chartex" xmlns:cx2="http://schemas.microsoft.com/office/drawing/2015/10/21/chartex" xmlns:cx3="http://schemas.microsoft.com/office/drawing/2016/5/9/chartex" xmlns:cx4="http://schemas.microsoft.com/office/drawing/2016/5/10/chartex" xmlns:cx5="http://schemas.microsoft.com/office/drawing/2016/5/11/chartex" xmlns:cx6="http://schemas.microsoft.com/office/drawing/2016/5/12/chartex" xmlns:cx7="http://schemas.microsoft.com/office/drawing/2016/5/13/chartex" xmlns:cx8="http://schemas.microsoft.com/office/drawing/2016/5/14/chartex" xmlns:mc="http://schemas.openxmlformats.org/markup-compatibility/2006" xmlns:aink="http://schemas.microsoft.com/office/drawing/2016/ink" xmlns:am3d="http://schemas.microsoft.com/office/drawing/2017/model3d" xmlns:o="urn:schemas-microsoft-com:office:office" xmlns:r="http://schemas.openxmlformats.org/officeDocument/2006/relationships" xmlns:m="http://schemas.openxmlformats.org/officeDocument/2006/math" xmlns:v="urn:schemas-microsoft-com:vml" xmlns:wp14="http://schemas.microsoft.com/office/word/2010/wordprocessingDrawing" xmlns:wp="http://schemas.openxmlformats.org/drawingml/2006/wordprocessingDrawing" xmlns:w10="urn:schemas-microsoft-com:office:word" xmlns:w="http://schemas.openxmlformats.org/wordprocessingml/2006/main" xmlns:w14="http://schemas.microsoft.com/office/word/2010/wordml" xmlns:w15="http://schemas.microsoft.com/office/word/2012/wordml" xmlns:w16cid="http://schemas.microsoft.com/office/word/2016/wordml/cid" xmlns:w16se="http://schemas.microsoft.com/office/word/2015/wordml/symex" xmlns:wpg="http://schemas.microsoft.com/office/word/2010/wordprocessingGroup" xmlns:wpi="http://schemas.microsoft.com/office/word/2010/wordprocessingInk" xmlns:wne="http://schemas.microsoft.com/office/word/2006/wordml" xmlns:wps="http://schemas.microsoft.com/office/word/2010/wordprocessingShape" mc:Ignorable="w14 w15 w16se w16cid wp14">
+<w:endnotes xmlns:wpc="http://schemas.microsoft.com/office/word/2010/wordprocessingCanvas" xmlns:cx="http://schemas.microsoft.com/office/drawing/2014/chartex" xmlns:cx1="http://schemas.microsoft.com/office/drawing/2015/9/8/chartex" xmlns:cx2="http://schemas.microsoft.com/office/drawing/2015/10/21/chartex" xmlns:cx3="http://schemas.microsoft.com/office/drawing/2016/5/9/chartex" xmlns:cx4="http://schemas.microsoft.com/office/drawing/2016/5/10/chartex" xmlns:cx5="http://schemas.microsoft.com/office/drawing/2016/5/11/chartex" xmlns:cx6="http://schemas.microsoft.com/office/drawing/2016/5/12/chartex" xmlns:cx7="http://schemas.microsoft.com/office/drawing/2016/5/13/chartex" xmlns:cx8="http://schemas.microsoft.com/office/drawing/2016/5/14/chartex" xmlns:mc="http://schemas.openxmlformats.org/markup-compatibility/2006" xmlns:aink="http://schemas.microsoft.com/office/drawing/2016/ink" xmlns:am3d="http://schemas.microsoft.com/office/drawing/2017/model3d" xmlns:o="urn:schemas-microsoft-com:office:office" xmlns:oel="http://schemas.microsoft.com/office/2019/extlst" xmlns:r="http://schemas.openxmlformats.org/officeDocument/2006/relationships" xmlns:m="http://schemas.openxmlformats.org/officeDocument/2006/math" xmlns:v="urn:schemas-microsoft-com:vml" xmlns:wp14="http://schemas.microsoft.com/office/word/2010/wordprocessingDrawing" xmlns:wp="http://schemas.openxmlformats.org/drawingml/2006/wordprocessingDrawing" xmlns:w10="urn:schemas-microsoft-com:office:word" xmlns:w="http://schemas.openxmlformats.org/wordprocessingml/2006/main" xmlns:w14="http://schemas.microsoft.com/office/word/2010/wordml" xmlns:w15="http://schemas.microsoft.com/office/word/2012/wordml" xmlns:w16cex="http://schemas.microsoft.com/office/word/2018/wordml/cex" xmlns:w16cid="http://schemas.microsoft.com/office/word/2016/wordml/cid" xmlns:w16="http://schemas.microsoft.com/office/word/2018/wordml" xmlns:w16sdtdh="http://schemas.microsoft.com/office/word/2020/wordml/sdtdatahash" xmlns:w16se="http://schemas.microsoft.com/office/word/2015/wordml/symex" xmlns:wpg="http://schemas.microsoft.com/office/word/2010/wordprocessingGroup" xmlns:wpi="http://schemas.microsoft.com/office/word/2010/wordprocessingInk" xmlns:wne="http://schemas.microsoft.com/office/word/2006/wordml" xmlns:wps="http://schemas.microsoft.com/office/word/2010/wordprocessingShape" mc:Ignorable="w14 w15 w16se w16cid w16 w16cex w16sdtdh wp14">
   <w:endnote w:type="separator" w:id="-1">
     <w:p>
       <w:pPr>
@@ -2248,7 +3063,7 @@
 </file>
 
 <file path=word/footer1.xml><?xml version="1.0" encoding="utf-8"?>
-<w:ftr xmlns:wpc="http://schemas.microsoft.com/office/word/2010/wordprocessingCanvas" xmlns:cx="http://schemas.microsoft.com/office/drawing/2014/chartex" xmlns:cx1="http://schemas.microsoft.com/office/drawing/2015/9/8/chartex" xmlns:cx2="http://schemas.microsoft.com/office/drawing/2015/10/21/chartex" xmlns:cx3="http://schemas.microsoft.com/office/drawing/2016/5/9/chartex" xmlns:cx4="http://schemas.microsoft.com/office/drawing/2016/5/10/chartex" xmlns:cx5="http://schemas.microsoft.com/office/drawing/2016/5/11/chartex" xmlns:cx6="http://schemas.microsoft.com/office/drawing/2016/5/12/chartex" xmlns:cx7="http://schemas.microsoft.com/office/drawing/2016/5/13/chartex" xmlns:cx8="http://schemas.microsoft.com/office/drawing/2016/5/14/chartex" xmlns:mc="http://schemas.openxmlformats.org/markup-compatibility/2006" xmlns:aink="http://schemas.microsoft.com/office/drawing/2016/ink" xmlns:am3d="http://schemas.microsoft.com/office/drawing/2017/model3d" xmlns:o="urn:schemas-microsoft-com:office:office" xmlns:r="http://schemas.openxmlformats.org/officeDocument/2006/relationships" xmlns:m="http://schemas.openxmlformats.org/officeDocument/2006/math" xmlns:v="urn:schemas-microsoft-com:vml" xmlns:wp14="http://schemas.microsoft.com/office/word/2010/wordprocessingDrawing" xmlns:wp="http://schemas.openxmlformats.org/drawingml/2006/wordprocessingDrawing" xmlns:w10="urn:schemas-microsoft-com:office:word" xmlns:w="http://schemas.openxmlformats.org/wordprocessingml/2006/main" xmlns:w14="http://schemas.microsoft.com/office/word/2010/wordml" xmlns:w15="http://schemas.microsoft.com/office/word/2012/wordml" xmlns:w16cid="http://schemas.microsoft.com/office/word/2016/wordml/cid" xmlns:w16se="http://schemas.microsoft.com/office/word/2015/wordml/symex" xmlns:wpg="http://schemas.microsoft.com/office/word/2010/wordprocessingGroup" xmlns:wpi="http://schemas.microsoft.com/office/word/2010/wordprocessingInk" xmlns:wne="http://schemas.microsoft.com/office/word/2006/wordml" xmlns:wps="http://schemas.microsoft.com/office/word/2010/wordprocessingShape" mc:Ignorable="w14 w15 w16se w16cid wp14">
+<w:ftr xmlns:wpc="http://schemas.microsoft.com/office/word/2010/wordprocessingCanvas" xmlns:cx="http://schemas.microsoft.com/office/drawing/2014/chartex" xmlns:cx1="http://schemas.microsoft.com/office/drawing/2015/9/8/chartex" xmlns:cx2="http://schemas.microsoft.com/office/drawing/2015/10/21/chartex" xmlns:cx3="http://schemas.microsoft.com/office/drawing/2016/5/9/chartex" xmlns:cx4="http://schemas.microsoft.com/office/drawing/2016/5/10/chartex" xmlns:cx5="http://schemas.microsoft.com/office/drawing/2016/5/11/chartex" xmlns:cx6="http://schemas.microsoft.com/office/drawing/2016/5/12/chartex" xmlns:cx7="http://schemas.microsoft.com/office/drawing/2016/5/13/chartex" xmlns:cx8="http://schemas.microsoft.com/office/drawing/2016/5/14/chartex" xmlns:mc="http://schemas.openxmlformats.org/markup-compatibility/2006" xmlns:aink="http://schemas.microsoft.com/office/drawing/2016/ink" xmlns:am3d="http://schemas.microsoft.com/office/drawing/2017/model3d" xmlns:o="urn:schemas-microsoft-com:office:office" xmlns:oel="http://schemas.microsoft.com/office/2019/extlst" xmlns:r="http://schemas.openxmlformats.org/officeDocument/2006/relationships" xmlns:m="http://schemas.openxmlformats.org/officeDocument/2006/math" xmlns:v="urn:schemas-microsoft-com:vml" xmlns:wp14="http://schemas.microsoft.com/office/word/2010/wordprocessingDrawing" xmlns:wp="http://schemas.openxmlformats.org/drawingml/2006/wordprocessingDrawing" xmlns:w10="urn:schemas-microsoft-com:office:word" xmlns:w="http://schemas.openxmlformats.org/wordprocessingml/2006/main" xmlns:w14="http://schemas.microsoft.com/office/word/2010/wordml" xmlns:w15="http://schemas.microsoft.com/office/word/2012/wordml" xmlns:w16cex="http://schemas.microsoft.com/office/word/2018/wordml/cex" xmlns:w16cid="http://schemas.microsoft.com/office/word/2016/wordml/cid" xmlns:w16="http://schemas.microsoft.com/office/word/2018/wordml" xmlns:w16sdtdh="http://schemas.microsoft.com/office/word/2020/wordml/sdtdatahash" xmlns:w16se="http://schemas.microsoft.com/office/word/2015/wordml/symex" xmlns:wpg="http://schemas.microsoft.com/office/word/2010/wordprocessingGroup" xmlns:wpi="http://schemas.microsoft.com/office/word/2010/wordprocessingInk" xmlns:wne="http://schemas.microsoft.com/office/word/2006/wordml" xmlns:wps="http://schemas.microsoft.com/office/word/2010/wordprocessingShape" mc:Ignorable="w14 w15 w16se w16cid w16 w16cex w16sdtdh wp14">
   <w:p>
     <w:pPr>
       <w:pStyle w:val="Piedepgina"/>
@@ -2258,7 +3073,7 @@
 </file>
 
 <file path=word/footer2.xml><?xml version="1.0" encoding="utf-8"?>
-<w:ftr xmlns:wpc="http://schemas.microsoft.com/office/word/2010/wordprocessingCanvas" xmlns:cx="http://schemas.microsoft.com/office/drawing/2014/chartex" xmlns:cx1="http://schemas.microsoft.com/office/drawing/2015/9/8/chartex" xmlns:cx2="http://schemas.microsoft.com/office/drawing/2015/10/21/chartex" xmlns:cx3="http://schemas.microsoft.com/office/drawing/2016/5/9/chartex" xmlns:cx4="http://schemas.microsoft.com/office/drawing/2016/5/10/chartex" xmlns:cx5="http://schemas.microsoft.com/office/drawing/2016/5/11/chartex" xmlns:cx6="http://schemas.microsoft.com/office/drawing/2016/5/12/chartex" xmlns:cx7="http://schemas.microsoft.com/office/drawing/2016/5/13/chartex" xmlns:cx8="http://schemas.microsoft.com/office/drawing/2016/5/14/chartex" xmlns:mc="http://schemas.openxmlformats.org/markup-compatibility/2006" xmlns:aink="http://schemas.microsoft.com/office/drawing/2016/ink" xmlns:am3d="http://schemas.microsoft.com/office/drawing/2017/model3d" xmlns:o="urn:schemas-microsoft-com:office:office" xmlns:r="http://schemas.openxmlformats.org/officeDocument/2006/relationships" xmlns:m="http://schemas.openxmlformats.org/officeDocument/2006/math" xmlns:v="urn:schemas-microsoft-com:vml" xmlns:wp14="http://schemas.microsoft.com/office/word/2010/wordprocessingDrawing" xmlns:wp="http://schemas.openxmlformats.org/drawingml/2006/wordprocessingDrawing" xmlns:w10="urn:schemas-microsoft-com:office:word" xmlns:w="http://schemas.openxmlformats.org/wordprocessingml/2006/main" xmlns:w14="http://schemas.microsoft.com/office/word/2010/wordml" xmlns:w15="http://schemas.microsoft.com/office/word/2012/wordml" xmlns:w16cid="http://schemas.microsoft.com/office/word/2016/wordml/cid" xmlns:w16se="http://schemas.microsoft.com/office/word/2015/wordml/symex" xmlns:wpg="http://schemas.microsoft.com/office/word/2010/wordprocessingGroup" xmlns:wpi="http://schemas.microsoft.com/office/word/2010/wordprocessingInk" xmlns:wne="http://schemas.microsoft.com/office/word/2006/wordml" xmlns:wps="http://schemas.microsoft.com/office/word/2010/wordprocessingShape" mc:Ignorable="w14 w15 w16se w16cid wp14">
+<w:ftr xmlns:wpc="http://schemas.microsoft.com/office/word/2010/wordprocessingCanvas" xmlns:cx="http://schemas.microsoft.com/office/drawing/2014/chartex" xmlns:cx1="http://schemas.microsoft.com/office/drawing/2015/9/8/chartex" xmlns:cx2="http://schemas.microsoft.com/office/drawing/2015/10/21/chartex" xmlns:cx3="http://schemas.microsoft.com/office/drawing/2016/5/9/chartex" xmlns:cx4="http://schemas.microsoft.com/office/drawing/2016/5/10/chartex" xmlns:cx5="http://schemas.microsoft.com/office/drawing/2016/5/11/chartex" xmlns:cx6="http://schemas.microsoft.com/office/drawing/2016/5/12/chartex" xmlns:cx7="http://schemas.microsoft.com/office/drawing/2016/5/13/chartex" xmlns:cx8="http://schemas.microsoft.com/office/drawing/2016/5/14/chartex" xmlns:mc="http://schemas.openxmlformats.org/markup-compatibility/2006" xmlns:aink="http://schemas.microsoft.com/office/drawing/2016/ink" xmlns:am3d="http://schemas.microsoft.com/office/drawing/2017/model3d" xmlns:o="urn:schemas-microsoft-com:office:office" xmlns:oel="http://schemas.microsoft.com/office/2019/extlst" xmlns:r="http://schemas.openxmlformats.org/officeDocument/2006/relationships" xmlns:m="http://schemas.openxmlformats.org/officeDocument/2006/math" xmlns:v="urn:schemas-microsoft-com:vml" xmlns:wp14="http://schemas.microsoft.com/office/word/2010/wordprocessingDrawing" xmlns:wp="http://schemas.openxmlformats.org/drawingml/2006/wordprocessingDrawing" xmlns:w10="urn:schemas-microsoft-com:office:word" xmlns:w="http://schemas.openxmlformats.org/wordprocessingml/2006/main" xmlns:w14="http://schemas.microsoft.com/office/word/2010/wordml" xmlns:w15="http://schemas.microsoft.com/office/word/2012/wordml" xmlns:w16cex="http://schemas.microsoft.com/office/word/2018/wordml/cex" xmlns:w16cid="http://schemas.microsoft.com/office/word/2016/wordml/cid" xmlns:w16="http://schemas.microsoft.com/office/word/2018/wordml" xmlns:w16sdtdh="http://schemas.microsoft.com/office/word/2020/wordml/sdtdatahash" xmlns:w16se="http://schemas.microsoft.com/office/word/2015/wordml/symex" xmlns:wpg="http://schemas.microsoft.com/office/word/2010/wordprocessingGroup" xmlns:wpi="http://schemas.microsoft.com/office/word/2010/wordprocessingInk" xmlns:wne="http://schemas.microsoft.com/office/word/2006/wordml" xmlns:wps="http://schemas.microsoft.com/office/word/2010/wordprocessingShape" mc:Ignorable="w14 w15 w16se w16cid w16 w16cex w16sdtdh wp14">
   <w:p>
     <w:pPr>
       <w:pStyle w:val="Piedepgina"/>
@@ -2283,7 +3098,7 @@
 </file>
 
 <file path=word/footer3.xml><?xml version="1.0" encoding="utf-8"?>
-<w:ftr xmlns:wpc="http://schemas.microsoft.com/office/word/2010/wordprocessingCanvas" xmlns:cx="http://schemas.microsoft.com/office/drawing/2014/chartex" xmlns:cx1="http://schemas.microsoft.com/office/drawing/2015/9/8/chartex" xmlns:cx2="http://schemas.microsoft.com/office/drawing/2015/10/21/chartex" xmlns:cx3="http://schemas.microsoft.com/office/drawing/2016/5/9/chartex" xmlns:cx4="http://schemas.microsoft.com/office/drawing/2016/5/10/chartex" xmlns:cx5="http://schemas.microsoft.com/office/drawing/2016/5/11/chartex" xmlns:cx6="http://schemas.microsoft.com/office/drawing/2016/5/12/chartex" xmlns:cx7="http://schemas.microsoft.com/office/drawing/2016/5/13/chartex" xmlns:cx8="http://schemas.microsoft.com/office/drawing/2016/5/14/chartex" xmlns:mc="http://schemas.openxmlformats.org/markup-compatibility/2006" xmlns:aink="http://schemas.microsoft.com/office/drawing/2016/ink" xmlns:am3d="http://schemas.microsoft.com/office/drawing/2017/model3d" xmlns:o="urn:schemas-microsoft-com:office:office" xmlns:r="http://schemas.openxmlformats.org/officeDocument/2006/relationships" xmlns:m="http://schemas.openxmlformats.org/officeDocument/2006/math" xmlns:v="urn:schemas-microsoft-com:vml" xmlns:wp14="http://schemas.microsoft.com/office/word/2010/wordprocessingDrawing" xmlns:wp="http://schemas.openxmlformats.org/drawingml/2006/wordprocessingDrawing" xmlns:w10="urn:schemas-microsoft-com:office:word" xmlns:w="http://schemas.openxmlformats.org/wordprocessingml/2006/main" xmlns:w14="http://schemas.microsoft.com/office/word/2010/wordml" xmlns:w15="http://schemas.microsoft.com/office/word/2012/wordml" xmlns:w16cid="http://schemas.microsoft.com/office/word/2016/wordml/cid" xmlns:w16se="http://schemas.microsoft.com/office/word/2015/wordml/symex" xmlns:wpg="http://schemas.microsoft.com/office/word/2010/wordprocessingGroup" xmlns:wpi="http://schemas.microsoft.com/office/word/2010/wordprocessingInk" xmlns:wne="http://schemas.microsoft.com/office/word/2006/wordml" xmlns:wps="http://schemas.microsoft.com/office/word/2010/wordprocessingShape" mc:Ignorable="w14 w15 w16se w16cid wp14">
+<w:ftr xmlns:wpc="http://schemas.microsoft.com/office/word/2010/wordprocessingCanvas" xmlns:cx="http://schemas.microsoft.com/office/drawing/2014/chartex" xmlns:cx1="http://schemas.microsoft.com/office/drawing/2015/9/8/chartex" xmlns:cx2="http://schemas.microsoft.com/office/drawing/2015/10/21/chartex" xmlns:cx3="http://schemas.microsoft.com/office/drawing/2016/5/9/chartex" xmlns:cx4="http://schemas.microsoft.com/office/drawing/2016/5/10/chartex" xmlns:cx5="http://schemas.microsoft.com/office/drawing/2016/5/11/chartex" xmlns:cx6="http://schemas.microsoft.com/office/drawing/2016/5/12/chartex" xmlns:cx7="http://schemas.microsoft.com/office/drawing/2016/5/13/chartex" xmlns:cx8="http://schemas.microsoft.com/office/drawing/2016/5/14/chartex" xmlns:mc="http://schemas.openxmlformats.org/markup-compatibility/2006" xmlns:aink="http://schemas.microsoft.com/office/drawing/2016/ink" xmlns:am3d="http://schemas.microsoft.com/office/drawing/2017/model3d" xmlns:o="urn:schemas-microsoft-com:office:office" xmlns:oel="http://schemas.microsoft.com/office/2019/extlst" xmlns:r="http://schemas.openxmlformats.org/officeDocument/2006/relationships" xmlns:m="http://schemas.openxmlformats.org/officeDocument/2006/math" xmlns:v="urn:schemas-microsoft-com:vml" xmlns:wp14="http://schemas.microsoft.com/office/word/2010/wordprocessingDrawing" xmlns:wp="http://schemas.openxmlformats.org/drawingml/2006/wordprocessingDrawing" xmlns:w10="urn:schemas-microsoft-com:office:word" xmlns:w="http://schemas.openxmlformats.org/wordprocessingml/2006/main" xmlns:w14="http://schemas.microsoft.com/office/word/2010/wordml" xmlns:w15="http://schemas.microsoft.com/office/word/2012/wordml" xmlns:w16cex="http://schemas.microsoft.com/office/word/2018/wordml/cex" xmlns:w16cid="http://schemas.microsoft.com/office/word/2016/wordml/cid" xmlns:w16="http://schemas.microsoft.com/office/word/2018/wordml" xmlns:w16sdtdh="http://schemas.microsoft.com/office/word/2020/wordml/sdtdatahash" xmlns:w16se="http://schemas.microsoft.com/office/word/2015/wordml/symex" xmlns:wpg="http://schemas.microsoft.com/office/word/2010/wordprocessingGroup" xmlns:wpi="http://schemas.microsoft.com/office/word/2010/wordprocessingInk" xmlns:wne="http://schemas.microsoft.com/office/word/2006/wordml" xmlns:wps="http://schemas.microsoft.com/office/word/2010/wordprocessingShape" mc:Ignorable="w14 w15 w16se w16cid w16 w16cex w16sdtdh wp14">
   <w:p>
     <w:pPr>
       <w:pStyle w:val="Encabezado"/>
@@ -2327,7 +3142,7 @@
 </file>
 
 <file path=word/footer4.xml><?xml version="1.0" encoding="utf-8"?>
-<w:ftr xmlns:wpc="http://schemas.microsoft.com/office/word/2010/wordprocessingCanvas" xmlns:cx="http://schemas.microsoft.com/office/drawing/2014/chartex" xmlns:cx1="http://schemas.microsoft.com/office/drawing/2015/9/8/chartex" xmlns:cx2="http://schemas.microsoft.com/office/drawing/2015/10/21/chartex" xmlns:cx3="http://schemas.microsoft.com/office/drawing/2016/5/9/chartex" xmlns:cx4="http://schemas.microsoft.com/office/drawing/2016/5/10/chartex" xmlns:cx5="http://schemas.microsoft.com/office/drawing/2016/5/11/chartex" xmlns:cx6="http://schemas.microsoft.com/office/drawing/2016/5/12/chartex" xmlns:cx7="http://schemas.microsoft.com/office/drawing/2016/5/13/chartex" xmlns:cx8="http://schemas.microsoft.com/office/drawing/2016/5/14/chartex" xmlns:mc="http://schemas.openxmlformats.org/markup-compatibility/2006" xmlns:aink="http://schemas.microsoft.com/office/drawing/2016/ink" xmlns:am3d="http://schemas.microsoft.com/office/drawing/2017/model3d" xmlns:o="urn:schemas-microsoft-com:office:office" xmlns:r="http://schemas.openxmlformats.org/officeDocument/2006/relationships" xmlns:m="http://schemas.openxmlformats.org/officeDocument/2006/math" xmlns:v="urn:schemas-microsoft-com:vml" xmlns:wp14="http://schemas.microsoft.com/office/word/2010/wordprocessingDrawing" xmlns:wp="http://schemas.openxmlformats.org/drawingml/2006/wordprocessingDrawing" xmlns:w10="urn:schemas-microsoft-com:office:word" xmlns:w="http://schemas.openxmlformats.org/wordprocessingml/2006/main" xmlns:w14="http://schemas.microsoft.com/office/word/2010/wordml" xmlns:w15="http://schemas.microsoft.com/office/word/2012/wordml" xmlns:w16cid="http://schemas.microsoft.com/office/word/2016/wordml/cid" xmlns:w16se="http://schemas.microsoft.com/office/word/2015/wordml/symex" xmlns:wpg="http://schemas.microsoft.com/office/word/2010/wordprocessingGroup" xmlns:wpi="http://schemas.microsoft.com/office/word/2010/wordprocessingInk" xmlns:wne="http://schemas.microsoft.com/office/word/2006/wordml" xmlns:wps="http://schemas.microsoft.com/office/word/2010/wordprocessingShape" mc:Ignorable="w14 w15 w16se w16cid wp14">
+<w:ftr xmlns:wpc="http://schemas.microsoft.com/office/word/2010/wordprocessingCanvas" xmlns:cx="http://schemas.microsoft.com/office/drawing/2014/chartex" xmlns:cx1="http://schemas.microsoft.com/office/drawing/2015/9/8/chartex" xmlns:cx2="http://schemas.microsoft.com/office/drawing/2015/10/21/chartex" xmlns:cx3="http://schemas.microsoft.com/office/drawing/2016/5/9/chartex" xmlns:cx4="http://schemas.microsoft.com/office/drawing/2016/5/10/chartex" xmlns:cx5="http://schemas.microsoft.com/office/drawing/2016/5/11/chartex" xmlns:cx6="http://schemas.microsoft.com/office/drawing/2016/5/12/chartex" xmlns:cx7="http://schemas.microsoft.com/office/drawing/2016/5/13/chartex" xmlns:cx8="http://schemas.microsoft.com/office/drawing/2016/5/14/chartex" xmlns:mc="http://schemas.openxmlformats.org/markup-compatibility/2006" xmlns:aink="http://schemas.microsoft.com/office/drawing/2016/ink" xmlns:am3d="http://schemas.microsoft.com/office/drawing/2017/model3d" xmlns:o="urn:schemas-microsoft-com:office:office" xmlns:oel="http://schemas.microsoft.com/office/2019/extlst" xmlns:r="http://schemas.openxmlformats.org/officeDocument/2006/relationships" xmlns:m="http://schemas.openxmlformats.org/officeDocument/2006/math" xmlns:v="urn:schemas-microsoft-com:vml" xmlns:wp14="http://schemas.microsoft.com/office/word/2010/wordprocessingDrawing" xmlns:wp="http://schemas.openxmlformats.org/drawingml/2006/wordprocessingDrawing" xmlns:w10="urn:schemas-microsoft-com:office:word" xmlns:w="http://schemas.openxmlformats.org/wordprocessingml/2006/main" xmlns:w14="http://schemas.microsoft.com/office/word/2010/wordml" xmlns:w15="http://schemas.microsoft.com/office/word/2012/wordml" xmlns:w16cex="http://schemas.microsoft.com/office/word/2018/wordml/cex" xmlns:w16cid="http://schemas.microsoft.com/office/word/2016/wordml/cid" xmlns:w16="http://schemas.microsoft.com/office/word/2018/wordml" xmlns:w16sdtdh="http://schemas.microsoft.com/office/word/2020/wordml/sdtdatahash" xmlns:w16se="http://schemas.microsoft.com/office/word/2015/wordml/symex" xmlns:wpg="http://schemas.microsoft.com/office/word/2010/wordprocessingGroup" xmlns:wpi="http://schemas.microsoft.com/office/word/2010/wordprocessingInk" xmlns:wne="http://schemas.microsoft.com/office/word/2006/wordml" xmlns:wps="http://schemas.microsoft.com/office/word/2010/wordprocessingShape" mc:Ignorable="w14 w15 w16se w16cid w16 w16cex w16sdtdh wp14">
   <w:p>
     <w:pPr>
       <w:pStyle w:val="Piedepgina"/>
@@ -2396,7 +3211,7 @@
 </file>
 
 <file path=word/footnotes.xml><?xml version="1.0" encoding="utf-8"?>
-<w:footnotes xmlns:wpc="http://schemas.microsoft.com/office/word/2010/wordprocessingCanvas" xmlns:cx="http://schemas.microsoft.com/office/drawing/2014/chartex" xmlns:cx1="http://schemas.microsoft.com/office/drawing/2015/9/8/chartex" xmlns:cx2="http://schemas.microsoft.com/office/drawing/2015/10/21/chartex" xmlns:cx3="http://schemas.microsoft.com/office/drawing/2016/5/9/chartex" xmlns:cx4="http://schemas.microsoft.com/office/drawing/2016/5/10/chartex" xmlns:cx5="http://schemas.microsoft.com/office/drawing/2016/5/11/chartex" xmlns:cx6="http://schemas.microsoft.com/office/drawing/2016/5/12/chartex" xmlns:cx7="http://schemas.microsoft.com/office/drawing/2016/5/13/chartex" xmlns:cx8="http://schemas.microsoft.com/office/drawing/2016/5/14/chartex" xmlns:mc="http://schemas.openxmlformats.org/markup-compatibility/2006" xmlns:aink="http://schemas.microsoft.com/office/drawing/2016/ink" xmlns:am3d="http://schemas.microsoft.com/office/drawing/2017/model3d" xmlns:o="urn:schemas-microsoft-com:office:office" xmlns:r="http://schemas.openxmlformats.org/officeDocument/2006/relationships" xmlns:m="http://schemas.openxmlformats.org/officeDocument/2006/math" xmlns:v="urn:schemas-microsoft-com:vml" xmlns:wp14="http://schemas.microsoft.com/office/word/2010/wordprocessingDrawing" xmlns:wp="http://schemas.openxmlformats.org/drawingml/2006/wordprocessingDrawing" xmlns:w10="urn:schemas-microsoft-com:office:word" xmlns:w="http://schemas.openxmlformats.org/wordprocessingml/2006/main" xmlns:w14="http://schemas.microsoft.com/office/word/2010/wordml" xmlns:w15="http://schemas.microsoft.com/office/word/2012/wordml" xmlns:w16cid="http://schemas.microsoft.com/office/word/2016/wordml/cid" xmlns:w16se="http://schemas.microsoft.com/office/word/2015/wordml/symex" xmlns:wpg="http://schemas.microsoft.com/office/word/2010/wordprocessingGroup" xmlns:wpi="http://schemas.microsoft.com/office/word/2010/wordprocessingInk" xmlns:wne="http://schemas.microsoft.com/office/word/2006/wordml" xmlns:wps="http://schemas.microsoft.com/office/word/2010/wordprocessingShape" mc:Ignorable="w14 w15 w16se w16cid wp14">
+<w:footnotes xmlns:wpc="http://schemas.microsoft.com/office/word/2010/wordprocessingCanvas" xmlns:cx="http://schemas.microsoft.com/office/drawing/2014/chartex" xmlns:cx1="http://schemas.microsoft.com/office/drawing/2015/9/8/chartex" xmlns:cx2="http://schemas.microsoft.com/office/drawing/2015/10/21/chartex" xmlns:cx3="http://schemas.microsoft.com/office/drawing/2016/5/9/chartex" xmlns:cx4="http://schemas.microsoft.com/office/drawing/2016/5/10/chartex" xmlns:cx5="http://schemas.microsoft.com/office/drawing/2016/5/11/chartex" xmlns:cx6="http://schemas.microsoft.com/office/drawing/2016/5/12/chartex" xmlns:cx7="http://schemas.microsoft.com/office/drawing/2016/5/13/chartex" xmlns:cx8="http://schemas.microsoft.com/office/drawing/2016/5/14/chartex" xmlns:mc="http://schemas.openxmlformats.org/markup-compatibility/2006" xmlns:aink="http://schemas.microsoft.com/office/drawing/2016/ink" xmlns:am3d="http://schemas.microsoft.com/office/drawing/2017/model3d" xmlns:o="urn:schemas-microsoft-com:office:office" xmlns:oel="http://schemas.microsoft.com/office/2019/extlst" xmlns:r="http://schemas.openxmlformats.org/officeDocument/2006/relationships" xmlns:m="http://schemas.openxmlformats.org/officeDocument/2006/math" xmlns:v="urn:schemas-microsoft-com:vml" xmlns:wp14="http://schemas.microsoft.com/office/word/2010/wordprocessingDrawing" xmlns:wp="http://schemas.openxmlformats.org/drawingml/2006/wordprocessingDrawing" xmlns:w10="urn:schemas-microsoft-com:office:word" xmlns:w="http://schemas.openxmlformats.org/wordprocessingml/2006/main" xmlns:w14="http://schemas.microsoft.com/office/word/2010/wordml" xmlns:w15="http://schemas.microsoft.com/office/word/2012/wordml" xmlns:w16cex="http://schemas.microsoft.com/office/word/2018/wordml/cex" xmlns:w16cid="http://schemas.microsoft.com/office/word/2016/wordml/cid" xmlns:w16="http://schemas.microsoft.com/office/word/2018/wordml" xmlns:w16sdtdh="http://schemas.microsoft.com/office/word/2020/wordml/sdtdatahash" xmlns:w16se="http://schemas.microsoft.com/office/word/2015/wordml/symex" xmlns:wpg="http://schemas.microsoft.com/office/word/2010/wordprocessingGroup" xmlns:wpi="http://schemas.microsoft.com/office/word/2010/wordprocessingInk" xmlns:wne="http://schemas.microsoft.com/office/word/2006/wordml" xmlns:wps="http://schemas.microsoft.com/office/word/2010/wordprocessingShape" mc:Ignorable="w14 w15 w16se w16cid w16 w16cex w16sdtdh wp14">
   <w:footnote w:type="separator" w:id="-1">
     <w:p>
       <w:pPr>
@@ -2421,7 +3236,7 @@
 </file>
 
 <file path=word/header1.xml><?xml version="1.0" encoding="utf-8"?>
-<w:hdr xmlns:wpc="http://schemas.microsoft.com/office/word/2010/wordprocessingCanvas" xmlns:cx="http://schemas.microsoft.com/office/drawing/2014/chartex" xmlns:cx1="http://schemas.microsoft.com/office/drawing/2015/9/8/chartex" xmlns:cx2="http://schemas.microsoft.com/office/drawing/2015/10/21/chartex" xmlns:cx3="http://schemas.microsoft.com/office/drawing/2016/5/9/chartex" xmlns:cx4="http://schemas.microsoft.com/office/drawing/2016/5/10/chartex" xmlns:cx5="http://schemas.microsoft.com/office/drawing/2016/5/11/chartex" xmlns:cx6="http://schemas.microsoft.com/office/drawing/2016/5/12/chartex" xmlns:cx7="http://schemas.microsoft.com/office/drawing/2016/5/13/chartex" xmlns:cx8="http://schemas.microsoft.com/office/drawing/2016/5/14/chartex" xmlns:mc="http://schemas.openxmlformats.org/markup-compatibility/2006" xmlns:aink="http://schemas.microsoft.com/office/drawing/2016/ink" xmlns:am3d="http://schemas.microsoft.com/office/drawing/2017/model3d" xmlns:o="urn:schemas-microsoft-com:office:office" xmlns:r="http://schemas.openxmlformats.org/officeDocument/2006/relationships" xmlns:m="http://schemas.openxmlformats.org/officeDocument/2006/math" xmlns:v="urn:schemas-microsoft-com:vml" xmlns:wp14="http://schemas.microsoft.com/office/word/2010/wordprocessingDrawing" xmlns:wp="http://schemas.openxmlformats.org/drawingml/2006/wordprocessingDrawing" xmlns:w10="urn:schemas-microsoft-com:office:word" xmlns:w="http://schemas.openxmlformats.org/wordprocessingml/2006/main" xmlns:w14="http://schemas.microsoft.com/office/word/2010/wordml" xmlns:w15="http://schemas.microsoft.com/office/word/2012/wordml" xmlns:w16cid="http://schemas.microsoft.com/office/word/2016/wordml/cid" xmlns:w16se="http://schemas.microsoft.com/office/word/2015/wordml/symex" xmlns:wpg="http://schemas.microsoft.com/office/word/2010/wordprocessingGroup" xmlns:wpi="http://schemas.microsoft.com/office/word/2010/wordprocessingInk" xmlns:wne="http://schemas.microsoft.com/office/word/2006/wordml" xmlns:wps="http://schemas.microsoft.com/office/word/2010/wordprocessingShape" mc:Ignorable="w14 w15 w16se w16cid wp14">
+<w:hdr xmlns:wpc="http://schemas.microsoft.com/office/word/2010/wordprocessingCanvas" xmlns:cx="http://schemas.microsoft.com/office/drawing/2014/chartex" xmlns:cx1="http://schemas.microsoft.com/office/drawing/2015/9/8/chartex" xmlns:cx2="http://schemas.microsoft.com/office/drawing/2015/10/21/chartex" xmlns:cx3="http://schemas.microsoft.com/office/drawing/2016/5/9/chartex" xmlns:cx4="http://schemas.microsoft.com/office/drawing/2016/5/10/chartex" xmlns:cx5="http://schemas.microsoft.com/office/drawing/2016/5/11/chartex" xmlns:cx6="http://schemas.microsoft.com/office/drawing/2016/5/12/chartex" xmlns:cx7="http://schemas.microsoft.com/office/drawing/2016/5/13/chartex" xmlns:cx8="http://schemas.microsoft.com/office/drawing/2016/5/14/chartex" xmlns:mc="http://schemas.openxmlformats.org/markup-compatibility/2006" xmlns:aink="http://schemas.microsoft.com/office/drawing/2016/ink" xmlns:am3d="http://schemas.microsoft.com/office/drawing/2017/model3d" xmlns:o="urn:schemas-microsoft-com:office:office" xmlns:oel="http://schemas.microsoft.com/office/2019/extlst" xmlns:r="http://schemas.openxmlformats.org/officeDocument/2006/relationships" xmlns:m="http://schemas.openxmlformats.org/officeDocument/2006/math" xmlns:v="urn:schemas-microsoft-com:vml" xmlns:wp14="http://schemas.microsoft.com/office/word/2010/wordprocessingDrawing" xmlns:wp="http://schemas.openxmlformats.org/drawingml/2006/wordprocessingDrawing" xmlns:w10="urn:schemas-microsoft-com:office:word" xmlns:w="http://schemas.openxmlformats.org/wordprocessingml/2006/main" xmlns:w14="http://schemas.microsoft.com/office/word/2010/wordml" xmlns:w15="http://schemas.microsoft.com/office/word/2012/wordml" xmlns:w16cex="http://schemas.microsoft.com/office/word/2018/wordml/cex" xmlns:w16cid="http://schemas.microsoft.com/office/word/2016/wordml/cid" xmlns:w16="http://schemas.microsoft.com/office/word/2018/wordml" xmlns:w16sdtdh="http://schemas.microsoft.com/office/word/2020/wordml/sdtdatahash" xmlns:w16se="http://schemas.microsoft.com/office/word/2015/wordml/symex" xmlns:wpg="http://schemas.microsoft.com/office/word/2010/wordprocessingGroup" xmlns:wpi="http://schemas.microsoft.com/office/word/2010/wordprocessingInk" xmlns:wne="http://schemas.microsoft.com/office/word/2006/wordml" xmlns:wps="http://schemas.microsoft.com/office/word/2010/wordprocessingShape" mc:Ignorable="w14 w15 w16se w16cid w16 w16cex w16sdtdh wp14">
   <w:p>
     <w:pPr>
       <w:pStyle w:val="Encabezado"/>
@@ -2431,7 +3246,7 @@
 </file>
 
 <file path=word/header2.xml><?xml version="1.0" encoding="utf-8"?>
-<w:hdr xmlns:wpc="http://schemas.microsoft.com/office/word/2010/wordprocessingCanvas" xmlns:cx="http://schemas.microsoft.com/office/drawing/2014/chartex" xmlns:cx1="http://schemas.microsoft.com/office/drawing/2015/9/8/chartex" xmlns:cx2="http://schemas.microsoft.com/office/drawing/2015/10/21/chartex" xmlns:cx3="http://schemas.microsoft.com/office/drawing/2016/5/9/chartex" xmlns:cx4="http://schemas.microsoft.com/office/drawing/2016/5/10/chartex" xmlns:cx5="http://schemas.microsoft.com/office/drawing/2016/5/11/chartex" xmlns:cx6="http://schemas.microsoft.com/office/drawing/2016/5/12/chartex" xmlns:cx7="http://schemas.microsoft.com/office/drawing/2016/5/13/chartex" xmlns:cx8="http://schemas.microsoft.com/office/drawing/2016/5/14/chartex" xmlns:mc="http://schemas.openxmlformats.org/markup-compatibility/2006" xmlns:aink="http://schemas.microsoft.com/office/drawing/2016/ink" xmlns:am3d="http://schemas.microsoft.com/office/drawing/2017/model3d" xmlns:o="urn:schemas-microsoft-com:office:office" xmlns:r="http://schemas.openxmlformats.org/officeDocument/2006/relationships" xmlns:m="http://schemas.openxmlformats.org/officeDocument/2006/math" xmlns:v="urn:schemas-microsoft-com:vml" xmlns:wp14="http://schemas.microsoft.com/office/word/2010/wordprocessingDrawing" xmlns:wp="http://schemas.openxmlformats.org/drawingml/2006/wordprocessingDrawing" xmlns:w10="urn:schemas-microsoft-com:office:word" xmlns:w="http://schemas.openxmlformats.org/wordprocessingml/2006/main" xmlns:w14="http://schemas.microsoft.com/office/word/2010/wordml" xmlns:w15="http://schemas.microsoft.com/office/word/2012/wordml" xmlns:w16cid="http://schemas.microsoft.com/office/word/2016/wordml/cid" xmlns:w16se="http://schemas.microsoft.com/office/word/2015/wordml/symex" xmlns:wpg="http://schemas.microsoft.com/office/word/2010/wordprocessingGroup" xmlns:wpi="http://schemas.microsoft.com/office/word/2010/wordprocessingInk" xmlns:wne="http://schemas.microsoft.com/office/word/2006/wordml" xmlns:wps="http://schemas.microsoft.com/office/word/2010/wordprocessingShape" mc:Ignorable="w14 w15 w16se w16cid wp14">
+<w:hdr xmlns:wpc="http://schemas.microsoft.com/office/word/2010/wordprocessingCanvas" xmlns:cx="http://schemas.microsoft.com/office/drawing/2014/chartex" xmlns:cx1="http://schemas.microsoft.com/office/drawing/2015/9/8/chartex" xmlns:cx2="http://schemas.microsoft.com/office/drawing/2015/10/21/chartex" xmlns:cx3="http://schemas.microsoft.com/office/drawing/2016/5/9/chartex" xmlns:cx4="http://schemas.microsoft.com/office/drawing/2016/5/10/chartex" xmlns:cx5="http://schemas.microsoft.com/office/drawing/2016/5/11/chartex" xmlns:cx6="http://schemas.microsoft.com/office/drawing/2016/5/12/chartex" xmlns:cx7="http://schemas.microsoft.com/office/drawing/2016/5/13/chartex" xmlns:cx8="http://schemas.microsoft.com/office/drawing/2016/5/14/chartex" xmlns:mc="http://schemas.openxmlformats.org/markup-compatibility/2006" xmlns:aink="http://schemas.microsoft.com/office/drawing/2016/ink" xmlns:am3d="http://schemas.microsoft.com/office/drawing/2017/model3d" xmlns:o="urn:schemas-microsoft-com:office:office" xmlns:oel="http://schemas.microsoft.com/office/2019/extlst" xmlns:r="http://schemas.openxmlformats.org/officeDocument/2006/relationships" xmlns:m="http://schemas.openxmlformats.org/officeDocument/2006/math" xmlns:v="urn:schemas-microsoft-com:vml" xmlns:wp14="http://schemas.microsoft.com/office/word/2010/wordprocessingDrawing" xmlns:wp="http://schemas.openxmlformats.org/drawingml/2006/wordprocessingDrawing" xmlns:w10="urn:schemas-microsoft-com:office:word" xmlns:w="http://schemas.openxmlformats.org/wordprocessingml/2006/main" xmlns:w14="http://schemas.microsoft.com/office/word/2010/wordml" xmlns:w15="http://schemas.microsoft.com/office/word/2012/wordml" xmlns:w16cex="http://schemas.microsoft.com/office/word/2018/wordml/cex" xmlns:w16cid="http://schemas.microsoft.com/office/word/2016/wordml/cid" xmlns:w16="http://schemas.microsoft.com/office/word/2018/wordml" xmlns:w16sdtdh="http://schemas.microsoft.com/office/word/2020/wordml/sdtdatahash" xmlns:w16se="http://schemas.microsoft.com/office/word/2015/wordml/symex" xmlns:wpg="http://schemas.microsoft.com/office/word/2010/wordprocessingGroup" xmlns:wpi="http://schemas.microsoft.com/office/word/2010/wordprocessingInk" xmlns:wne="http://schemas.microsoft.com/office/word/2006/wordml" xmlns:wps="http://schemas.microsoft.com/office/word/2010/wordprocessingShape" mc:Ignorable="w14 w15 w16se w16cid w16 w16cex w16sdtdh wp14">
   <w:p>
     <w:pPr>
       <w:pStyle w:val="Encabezado"/>
@@ -2441,7 +3256,7 @@
 </file>
 
 <file path=word/header3.xml><?xml version="1.0" encoding="utf-8"?>
-<w:hdr xmlns:wpc="http://schemas.microsoft.com/office/word/2010/wordprocessingCanvas" xmlns:cx="http://schemas.microsoft.com/office/drawing/2014/chartex" xmlns:cx1="http://schemas.microsoft.com/office/drawing/2015/9/8/chartex" xmlns:cx2="http://schemas.microsoft.com/office/drawing/2015/10/21/chartex" xmlns:cx3="http://schemas.microsoft.com/office/drawing/2016/5/9/chartex" xmlns:cx4="http://schemas.microsoft.com/office/drawing/2016/5/10/chartex" xmlns:cx5="http://schemas.microsoft.com/office/drawing/2016/5/11/chartex" xmlns:cx6="http://schemas.microsoft.com/office/drawing/2016/5/12/chartex" xmlns:cx7="http://schemas.microsoft.com/office/drawing/2016/5/13/chartex" xmlns:cx8="http://schemas.microsoft.com/office/drawing/2016/5/14/chartex" xmlns:mc="http://schemas.openxmlformats.org/markup-compatibility/2006" xmlns:aink="http://schemas.microsoft.com/office/drawing/2016/ink" xmlns:am3d="http://schemas.microsoft.com/office/drawing/2017/model3d" xmlns:o="urn:schemas-microsoft-com:office:office" xmlns:r="http://schemas.openxmlformats.org/officeDocument/2006/relationships" xmlns:m="http://schemas.openxmlformats.org/officeDocument/2006/math" xmlns:v="urn:schemas-microsoft-com:vml" xmlns:wp14="http://schemas.microsoft.com/office/word/2010/wordprocessingDrawing" xmlns:wp="http://schemas.openxmlformats.org/drawingml/2006/wordprocessingDrawing" xmlns:w10="urn:schemas-microsoft-com:office:word" xmlns:w="http://schemas.openxmlformats.org/wordprocessingml/2006/main" xmlns:w14="http://schemas.microsoft.com/office/word/2010/wordml" xmlns:w15="http://schemas.microsoft.com/office/word/2012/wordml" xmlns:w16cid="http://schemas.microsoft.com/office/word/2016/wordml/cid" xmlns:w16se="http://schemas.microsoft.com/office/word/2015/wordml/symex" xmlns:wpg="http://schemas.microsoft.com/office/word/2010/wordprocessingGroup" xmlns:wpi="http://schemas.microsoft.com/office/word/2010/wordprocessingInk" xmlns:wne="http://schemas.microsoft.com/office/word/2006/wordml" xmlns:wps="http://schemas.microsoft.com/office/word/2010/wordprocessingShape" mc:Ignorable="w14 w15 w16se w16cid wp14">
+<w:hdr xmlns:wpc="http://schemas.microsoft.com/office/word/2010/wordprocessingCanvas" xmlns:cx="http://schemas.microsoft.com/office/drawing/2014/chartex" xmlns:cx1="http://schemas.microsoft.com/office/drawing/2015/9/8/chartex" xmlns:cx2="http://schemas.microsoft.com/office/drawing/2015/10/21/chartex" xmlns:cx3="http://schemas.microsoft.com/office/drawing/2016/5/9/chartex" xmlns:cx4="http://schemas.microsoft.com/office/drawing/2016/5/10/chartex" xmlns:cx5="http://schemas.microsoft.com/office/drawing/2016/5/11/chartex" xmlns:cx6="http://schemas.microsoft.com/office/drawing/2016/5/12/chartex" xmlns:cx7="http://schemas.microsoft.com/office/drawing/2016/5/13/chartex" xmlns:cx8="http://schemas.microsoft.com/office/drawing/2016/5/14/chartex" xmlns:mc="http://schemas.openxmlformats.org/markup-compatibility/2006" xmlns:aink="http://schemas.microsoft.com/office/drawing/2016/ink" xmlns:am3d="http://schemas.microsoft.com/office/drawing/2017/model3d" xmlns:o="urn:schemas-microsoft-com:office:office" xmlns:oel="http://schemas.microsoft.com/office/2019/extlst" xmlns:r="http://schemas.openxmlformats.org/officeDocument/2006/relationships" xmlns:m="http://schemas.openxmlformats.org/officeDocument/2006/math" xmlns:v="urn:schemas-microsoft-com:vml" xmlns:wp14="http://schemas.microsoft.com/office/word/2010/wordprocessingDrawing" xmlns:wp="http://schemas.openxmlformats.org/drawingml/2006/wordprocessingDrawing" xmlns:w10="urn:schemas-microsoft-com:office:word" xmlns:w="http://schemas.openxmlformats.org/wordprocessingml/2006/main" xmlns:w14="http://schemas.microsoft.com/office/word/2010/wordml" xmlns:w15="http://schemas.microsoft.com/office/word/2012/wordml" xmlns:w16cex="http://schemas.microsoft.com/office/word/2018/wordml/cex" xmlns:w16cid="http://schemas.microsoft.com/office/word/2016/wordml/cid" xmlns:w16="http://schemas.microsoft.com/office/word/2018/wordml" xmlns:w16sdtdh="http://schemas.microsoft.com/office/word/2020/wordml/sdtdatahash" xmlns:w16se="http://schemas.microsoft.com/office/word/2015/wordml/symex" xmlns:wpg="http://schemas.microsoft.com/office/word/2010/wordprocessingGroup" xmlns:wpi="http://schemas.microsoft.com/office/word/2010/wordprocessingInk" xmlns:wne="http://schemas.microsoft.com/office/word/2006/wordml" xmlns:wps="http://schemas.microsoft.com/office/word/2010/wordprocessingShape" mc:Ignorable="w14 w15 w16se w16cid w16 w16cex w16sdtdh wp14">
   <w:p>
     <w:pPr>
       <w:pStyle w:val="Encabezado"/>
@@ -2461,7 +3276,7 @@
 </file>
 
 <file path=word/header4.xml><?xml version="1.0" encoding="utf-8"?>
-<w:hdr xmlns:wpc="http://schemas.microsoft.com/office/word/2010/wordprocessingCanvas" xmlns:cx="http://schemas.microsoft.com/office/drawing/2014/chartex" xmlns:cx1="http://schemas.microsoft.com/office/drawing/2015/9/8/chartex" xmlns:cx2="http://schemas.microsoft.com/office/drawing/2015/10/21/chartex" xmlns:cx3="http://schemas.microsoft.com/office/drawing/2016/5/9/chartex" xmlns:cx4="http://schemas.microsoft.com/office/drawing/2016/5/10/chartex" xmlns:cx5="http://schemas.microsoft.com/office/drawing/2016/5/11/chartex" xmlns:cx6="http://schemas.microsoft.com/office/drawing/2016/5/12/chartex" xmlns:cx7="http://schemas.microsoft.com/office/drawing/2016/5/13/chartex" xmlns:cx8="http://schemas.microsoft.com/office/drawing/2016/5/14/chartex" xmlns:mc="http://schemas.openxmlformats.org/markup-compatibility/2006" xmlns:aink="http://schemas.microsoft.com/office/drawing/2016/ink" xmlns:am3d="http://schemas.microsoft.com/office/drawing/2017/model3d" xmlns:o="urn:schemas-microsoft-com:office:office" xmlns:r="http://schemas.openxmlformats.org/officeDocument/2006/relationships" xmlns:m="http://schemas.openxmlformats.org/officeDocument/2006/math" xmlns:v="urn:schemas-microsoft-com:vml" xmlns:wp14="http://schemas.microsoft.com/office/word/2010/wordprocessingDrawing" xmlns:wp="http://schemas.openxmlformats.org/drawingml/2006/wordprocessingDrawing" xmlns:w10="urn:schemas-microsoft-com:office:word" xmlns:w="http://schemas.openxmlformats.org/wordprocessingml/2006/main" xmlns:w14="http://schemas.microsoft.com/office/word/2010/wordml" xmlns:w15="http://schemas.microsoft.com/office/word/2012/wordml" xmlns:w16cid="http://schemas.microsoft.com/office/word/2016/wordml/cid" xmlns:w16se="http://schemas.microsoft.com/office/word/2015/wordml/symex" xmlns:wpg="http://schemas.microsoft.com/office/word/2010/wordprocessingGroup" xmlns:wpi="http://schemas.microsoft.com/office/word/2010/wordprocessingInk" xmlns:wne="http://schemas.microsoft.com/office/word/2006/wordml" xmlns:wps="http://schemas.microsoft.com/office/word/2010/wordprocessingShape" mc:Ignorable="w14 w15 w16se w16cid wp14">
+<w:hdr xmlns:wpc="http://schemas.microsoft.com/office/word/2010/wordprocessingCanvas" xmlns:cx="http://schemas.microsoft.com/office/drawing/2014/chartex" xmlns:cx1="http://schemas.microsoft.com/office/drawing/2015/9/8/chartex" xmlns:cx2="http://schemas.microsoft.com/office/drawing/2015/10/21/chartex" xmlns:cx3="http://schemas.microsoft.com/office/drawing/2016/5/9/chartex" xmlns:cx4="http://schemas.microsoft.com/office/drawing/2016/5/10/chartex" xmlns:cx5="http://schemas.microsoft.com/office/drawing/2016/5/11/chartex" xmlns:cx6="http://schemas.microsoft.com/office/drawing/2016/5/12/chartex" xmlns:cx7="http://schemas.microsoft.com/office/drawing/2016/5/13/chartex" xmlns:cx8="http://schemas.microsoft.com/office/drawing/2016/5/14/chartex" xmlns:mc="http://schemas.openxmlformats.org/markup-compatibility/2006" xmlns:aink="http://schemas.microsoft.com/office/drawing/2016/ink" xmlns:am3d="http://schemas.microsoft.com/office/drawing/2017/model3d" xmlns:o="urn:schemas-microsoft-com:office:office" xmlns:oel="http://schemas.microsoft.com/office/2019/extlst" xmlns:r="http://schemas.openxmlformats.org/officeDocument/2006/relationships" xmlns:m="http://schemas.openxmlformats.org/officeDocument/2006/math" xmlns:v="urn:schemas-microsoft-com:vml" xmlns:wp14="http://schemas.microsoft.com/office/word/2010/wordprocessingDrawing" xmlns:wp="http://schemas.openxmlformats.org/drawingml/2006/wordprocessingDrawing" xmlns:w10="urn:schemas-microsoft-com:office:word" xmlns:w="http://schemas.openxmlformats.org/wordprocessingml/2006/main" xmlns:w14="http://schemas.microsoft.com/office/word/2010/wordml" xmlns:w15="http://schemas.microsoft.com/office/word/2012/wordml" xmlns:w16cex="http://schemas.microsoft.com/office/word/2018/wordml/cex" xmlns:w16cid="http://schemas.microsoft.com/office/word/2016/wordml/cid" xmlns:w16="http://schemas.microsoft.com/office/word/2018/wordml" xmlns:w16sdtdh="http://schemas.microsoft.com/office/word/2020/wordml/sdtdatahash" xmlns:w16se="http://schemas.microsoft.com/office/word/2015/wordml/symex" xmlns:wpg="http://schemas.microsoft.com/office/word/2010/wordprocessingGroup" xmlns:wpi="http://schemas.microsoft.com/office/word/2010/wordprocessingInk" xmlns:wne="http://schemas.microsoft.com/office/word/2006/wordml" xmlns:wps="http://schemas.microsoft.com/office/word/2010/wordprocessingShape" mc:Ignorable="w14 w15 w16se w16cid w16 w16cex w16sdtdh wp14">
   <w:p>
     <w:pPr>
       <w:pStyle w:val="Encabezado"/>
@@ -2506,7 +3321,7 @@
 </file>
 
 <file path=word/styles.xml><?xml version="1.0" encoding="utf-8"?>
-<w:styles xmlns:mc="http://schemas.openxmlformats.org/markup-compatibility/2006" xmlns:r="http://schemas.openxmlformats.org/officeDocument/2006/relationships" xmlns:w="http://schemas.openxmlformats.org/wordprocessingml/2006/main" xmlns:w14="http://schemas.microsoft.com/office/word/2010/wordml" xmlns:w15="http://schemas.microsoft.com/office/word/2012/wordml" xmlns:w16cid="http://schemas.microsoft.com/office/word/2016/wordml/cid" xmlns:w16se="http://schemas.microsoft.com/office/word/2015/wordml/symex" mc:Ignorable="w14 w15 w16se w16cid">
+<w:styles xmlns:mc="http://schemas.openxmlformats.org/markup-compatibility/2006" xmlns:r="http://schemas.openxmlformats.org/officeDocument/2006/relationships" xmlns:w="http://schemas.openxmlformats.org/wordprocessingml/2006/main" xmlns:w14="http://schemas.microsoft.com/office/word/2010/wordml" xmlns:w15="http://schemas.microsoft.com/office/word/2012/wordml" xmlns:w16cex="http://schemas.microsoft.com/office/word/2018/wordml/cex" xmlns:w16cid="http://schemas.microsoft.com/office/word/2016/wordml/cid" xmlns:w16="http://schemas.microsoft.com/office/word/2018/wordml" xmlns:w16sdtdh="http://schemas.microsoft.com/office/word/2020/wordml/sdtdatahash" xmlns:w16se="http://schemas.microsoft.com/office/word/2015/wordml/symex" mc:Ignorable="w14 w15 w16se w16cid w16 w16cex w16sdtdh">
   <w:docDefaults>
     <w:rPrDefault>
       <w:rPr>
@@ -2522,7 +3337,7 @@
       </w:pPr>
     </w:pPrDefault>
   </w:docDefaults>
-  <w:latentStyles w:defLockedState="0" w:defUIPriority="99" w:defSemiHidden="0" w:defUnhideWhenUsed="0" w:defQFormat="0" w:count="375">
+  <w:latentStyles w:defLockedState="0" w:defUIPriority="99" w:defSemiHidden="0" w:defUnhideWhenUsed="0" w:defQFormat="0" w:count="376">
     <w:lsdException w:name="Normal" w:uiPriority="0" w:qFormat="1"/>
     <w:lsdException w:name="heading 1" w:uiPriority="9" w:qFormat="1"/>
     <w:lsdException w:name="heading 2" w:semiHidden="1" w:uiPriority="9" w:unhideWhenUsed="1" w:qFormat="1"/>
@@ -2898,6 +3713,7 @@
     <w:lsdException w:name="Smart Hyperlink" w:semiHidden="1" w:unhideWhenUsed="1"/>
     <w:lsdException w:name="Hashtag" w:semiHidden="1" w:unhideWhenUsed="1"/>
     <w:lsdException w:name="Unresolved Mention" w:semiHidden="1" w:unhideWhenUsed="1"/>
+    <w:lsdException w:name="Smart Link" w:semiHidden="1" w:unhideWhenUsed="1"/>
   </w:latentStyles>
   <w:style w:type="paragraph" w:default="1" w:styleId="Normal">
     <w:name w:val="Normal"/>
